--- a/notes/2425/Set0HelloWorld/Set0HelloWorld.docx
+++ b/notes/2425/Set0HelloWorld/Set0HelloWorld.docx
@@ -1,6 +1,6 @@
 
 <file path=word/document.xml><?xml version="1.0" encoding="utf-8"?>
-<w:document xmlns:wpc="http://schemas.microsoft.com/office/word/2010/wordprocessingCanvas" xmlns:cx="http://schemas.microsoft.com/office/drawing/2014/chartex" xmlns:cx1="http://schemas.microsoft.com/office/drawing/2015/9/8/chartex" xmlns:cx2="http://schemas.microsoft.com/office/drawing/2015/10/21/chartex" xmlns:cx3="http://schemas.microsoft.com/office/drawing/2016/5/9/chartex" xmlns:cx4="http://schemas.microsoft.com/office/drawing/2016/5/10/chartex" xmlns:cx5="http://schemas.microsoft.com/office/drawing/2016/5/11/chartex" xmlns:cx6="http://schemas.microsoft.com/office/drawing/2016/5/12/chartex" xmlns:cx7="http://schemas.microsoft.com/office/drawing/2016/5/13/chartex" xmlns:cx8="http://schemas.microsoft.com/office/drawing/2016/5/14/chartex" xmlns:mc="http://schemas.openxmlformats.org/markup-compatibility/2006" xmlns:aink="http://schemas.microsoft.com/office/drawing/2016/ink" xmlns:am3d="http://schemas.microsoft.com/office/drawing/2017/model3d" xmlns:o="urn:schemas-microsoft-com:office:office" xmlns:oel="http://schemas.microsoft.com/office/2019/extlst" xmlns:r="http://schemas.openxmlformats.org/officeDocument/2006/relationships" xmlns:m="http://schemas.openxmlformats.org/officeDocument/2006/math" xmlns:v="urn:schemas-microsoft-com:vml" xmlns:wp14="http://schemas.microsoft.com/office/word/2010/wordprocessingDrawing" xmlns:wp="http://schemas.openxmlformats.org/drawingml/2006/wordprocessingDrawing" xmlns:w10="urn:schemas-microsoft-com:office:word" xmlns:w="http://schemas.openxmlformats.org/wordprocessingml/2006/main" xmlns:w14="http://schemas.microsoft.com/office/word/2010/wordml" xmlns:w15="http://schemas.microsoft.com/office/word/2012/wordml" xmlns:w16cex="http://schemas.microsoft.com/office/word/2018/wordml/cex" xmlns:w16cid="http://schemas.microsoft.com/office/word/2016/wordml/cid" xmlns:w16="http://schemas.microsoft.com/office/word/2018/wordml" xmlns:w16du="http://schemas.microsoft.com/office/word/2023/wordml/word16du" xmlns:w16sdtdh="http://schemas.microsoft.com/office/word/2020/wordml/sdtdatahash" xmlns:w16sdtfl="http://schemas.microsoft.com/office/word/2024/wordml/sdtformatlock" xmlns:w16se="http://schemas.microsoft.com/office/word/2015/wordml/symex" xmlns:wpg="http://schemas.microsoft.com/office/word/2010/wordprocessingGroup" xmlns:wpi="http://schemas.microsoft.com/office/word/2010/wordprocessingInk" xmlns:wne="http://schemas.microsoft.com/office/word/2006/wordml" xmlns:wps="http://schemas.microsoft.com/office/word/2010/wordprocessingShape" mc:Ignorable="w14 w15 w16se w16cid w16 w16cex w16sdtdh w16sdtfl w16du wp14">
+<w:document xmlns:wpc="http://schemas.microsoft.com/office/word/2010/wordprocessingCanvas" xmlns:cx="http://schemas.microsoft.com/office/drawing/2014/chartex" xmlns:cx1="http://schemas.microsoft.com/office/drawing/2015/9/8/chartex" xmlns:cx2="http://schemas.microsoft.com/office/drawing/2015/10/21/chartex" xmlns:cx3="http://schemas.microsoft.com/office/drawing/2016/5/9/chartex" xmlns:cx4="http://schemas.microsoft.com/office/drawing/2016/5/10/chartex" xmlns:cx5="http://schemas.microsoft.com/office/drawing/2016/5/11/chartex" xmlns:cx6="http://schemas.microsoft.com/office/drawing/2016/5/12/chartex" xmlns:cx7="http://schemas.microsoft.com/office/drawing/2016/5/13/chartex" xmlns:cx8="http://schemas.microsoft.com/office/drawing/2016/5/14/chartex" xmlns:mc="http://schemas.openxmlformats.org/markup-compatibility/2006" xmlns:aink="http://schemas.microsoft.com/office/drawing/2016/ink" xmlns:am3d="http://schemas.microsoft.com/office/drawing/2017/model3d" xmlns:o="urn:schemas-microsoft-com:office:office" xmlns:r="http://schemas.openxmlformats.org/officeDocument/2006/relationships" xmlns:m="http://schemas.openxmlformats.org/officeDocument/2006/math" xmlns:v="urn:schemas-microsoft-com:vml" xmlns:wp14="http://schemas.microsoft.com/office/word/2010/wordprocessingDrawing" xmlns:wp="http://schemas.openxmlformats.org/drawingml/2006/wordprocessingDrawing" xmlns:w10="urn:schemas-microsoft-com:office:word" xmlns:w="http://schemas.openxmlformats.org/wordprocessingml/2006/main" xmlns:w14="http://schemas.microsoft.com/office/word/2010/wordml" xmlns:w15="http://schemas.microsoft.com/office/word/2012/wordml" xmlns:w16cex="http://schemas.microsoft.com/office/word/2018/wordml/cex" xmlns:w16cid="http://schemas.microsoft.com/office/word/2016/wordml/cid" xmlns:w16="http://schemas.microsoft.com/office/word/2018/wordml" xmlns:w16se="http://schemas.microsoft.com/office/word/2015/wordml/symex" xmlns:wpg="http://schemas.microsoft.com/office/word/2010/wordprocessingGroup" xmlns:wpi="http://schemas.microsoft.com/office/word/2010/wordprocessingInk" xmlns:wne="http://schemas.microsoft.com/office/word/2006/wordml" xmlns:wps="http://schemas.microsoft.com/office/word/2010/wordprocessingShape" mc:Ignorable="w14 w15 w16se w16cid w16 w16cex wp14">
   <w:body>
     <w:p>
       <w:pPr>
@@ -143,16 +143,7 @@
                 <w:sz w:val="20"/>
                 <w:szCs w:val="20"/>
               </w:rPr>
-              <w:t xml:space="preserve">Skill </w:t>
-            </w:r>
-            <w:r>
-              <w:rPr>
-                <w:b/>
-                <w:color w:val="800080"/>
-                <w:sz w:val="20"/>
-                <w:szCs w:val="20"/>
-              </w:rPr>
-              <w:t>0.1: Declare a class</w:t>
+              <w:t>Skill 0.1: I can declare a class.</w:t>
             </w:r>
           </w:p>
           <w:p>
@@ -171,25 +162,7 @@
                 <w:sz w:val="20"/>
                 <w:szCs w:val="20"/>
               </w:rPr>
-              <w:t>Skill</w:t>
-            </w:r>
-            <w:r>
-              <w:rPr>
-                <w:b/>
-                <w:color w:val="800080"/>
-                <w:sz w:val="20"/>
-                <w:szCs w:val="20"/>
-              </w:rPr>
-              <w:t xml:space="preserve"> </w:t>
-            </w:r>
-            <w:r>
-              <w:rPr>
-                <w:b/>
-                <w:color w:val="800080"/>
-                <w:sz w:val="20"/>
-                <w:szCs w:val="20"/>
-              </w:rPr>
-              <w:t>0.2: Write a main method</w:t>
+              <w:t>Skill 0.2: I can write a main method.</w:t>
             </w:r>
           </w:p>
           <w:p>
@@ -210,17 +183,7 @@
                 <w:sz w:val="20"/>
                 <w:szCs w:val="20"/>
               </w:rPr>
-              <w:t xml:space="preserve">Skill </w:t>
-            </w:r>
-            <w:r>
-              <w:rPr>
-                <w:b/>
-                <w:bCs/>
-                <w:color w:val="800080"/>
-                <w:sz w:val="20"/>
-                <w:szCs w:val="20"/>
-              </w:rPr>
-              <w:t>0.3: Print to the console</w:t>
+              <w:t>Skill 0.3: I can print to the console.</w:t>
             </w:r>
           </w:p>
           <w:p>
@@ -241,17 +204,7 @@
                 <w:sz w:val="20"/>
                 <w:szCs w:val="20"/>
               </w:rPr>
-              <w:t xml:space="preserve">Skill </w:t>
-            </w:r>
-            <w:r>
-              <w:rPr>
-                <w:b/>
-                <w:bCs/>
-                <w:color w:val="800080"/>
-                <w:sz w:val="20"/>
-                <w:szCs w:val="20"/>
-              </w:rPr>
-              <w:t>0.4: Compile and run a java program</w:t>
+              <w:t>Skill 0.4: I can compile and run a Java program.</w:t>
             </w:r>
           </w:p>
           <w:p>
@@ -271,37 +224,7 @@
                 <w:sz w:val="20"/>
                 <w:szCs w:val="20"/>
               </w:rPr>
-              <w:t xml:space="preserve">Skill </w:t>
-            </w:r>
-            <w:r>
-              <w:rPr>
-                <w:b/>
-                <w:bCs/>
-                <w:color w:val="800080"/>
-                <w:sz w:val="20"/>
-                <w:szCs w:val="20"/>
-              </w:rPr>
-              <w:t>0.</w:t>
-            </w:r>
-            <w:r>
-              <w:rPr>
-                <w:b/>
-                <w:bCs/>
-                <w:color w:val="800080"/>
-                <w:sz w:val="20"/>
-                <w:szCs w:val="20"/>
-              </w:rPr>
-              <w:t>5</w:t>
-            </w:r>
-            <w:r>
-              <w:rPr>
-                <w:b/>
-                <w:bCs/>
-                <w:color w:val="800080"/>
-                <w:sz w:val="20"/>
-                <w:szCs w:val="20"/>
-              </w:rPr>
-              <w:t>: Add comments to a program</w:t>
+              <w:t>Skill 0.5: I can add comments to a program.</w:t>
             </w:r>
           </w:p>
         </w:tc>
@@ -359,7 +282,7 @@
                 <w:sz w:val="20"/>
                 <w:szCs w:val="20"/>
               </w:rPr>
-              <w:t>Skill 0.1: Declare a class</w:t>
+              <w:t>Skill 0.1: I can declare a class.</w:t>
             </w:r>
           </w:p>
         </w:tc>
@@ -442,33 +365,33 @@
           <w:sz w:val="20"/>
           <w:szCs w:val="20"/>
         </w:rPr>
-        <w:t>A “class” in the context of the java programming language is just a template for something. Classes in java also serve to organize your code in a logical manner – kind of like school! At school, your day is divided among different classes. You may go to a math class, a history class, and if your are reading this, a computer science class. And, just like java, the math class you take here is also offered somewhere else, so the math class must also have a template so it can be implemented at different schools.</w:t>
-      </w:r>
-    </w:p>
-    <w:p>
-      <w:pPr>
-        <w:rPr>
-          <w:rFonts w:ascii="Calibri" w:eastAsia="Liberation Serif" w:hAnsi="Calibri" w:cs="Calibri"/>
-          <w:sz w:val="20"/>
-          <w:szCs w:val="20"/>
-        </w:rPr>
-      </w:pPr>
-    </w:p>
-    <w:p>
-      <w:pPr>
-        <w:rPr>
-          <w:rFonts w:ascii="Calibri" w:eastAsia="Liberation Serif" w:hAnsi="Calibri" w:cs="Calibri"/>
-          <w:sz w:val="20"/>
-          <w:szCs w:val="20"/>
-        </w:rPr>
-      </w:pPr>
-      <w:r>
-        <w:rPr>
-          <w:rFonts w:ascii="Calibri" w:eastAsia="Liberation Serif" w:hAnsi="Calibri" w:cs="Calibri"/>
-          <w:sz w:val="20"/>
-          <w:szCs w:val="20"/>
-        </w:rPr>
-        <w:t>Classes in java are typically separated into different java files, just like your classes at school are separated into different rooms. The way you declare a class in java is illustrated below,</w:t>
+        <w:t>A “class” in the context of the Java programming language is a template for something. Classes in Java also serve to organize your code in a logical manner - kind of like school! At school, your day is divided among different classes. You may go to a math class, a history class, and, if you are reading this, a computer science class. Just as a math class can be offered at different schools from a shared design, a Java class provides a description that can be used within a program.</w:t>
+      </w:r>
+    </w:p>
+    <w:p>
+      <w:pPr>
+        <w:rPr>
+          <w:rFonts w:ascii="Calibri" w:eastAsia="Liberation Serif" w:hAnsi="Calibri" w:cs="Calibri"/>
+          <w:sz w:val="20"/>
+          <w:szCs w:val="20"/>
+        </w:rPr>
+      </w:pPr>
+    </w:p>
+    <w:p>
+      <w:pPr>
+        <w:rPr>
+          <w:rFonts w:ascii="Calibri" w:eastAsia="Liberation Serif" w:hAnsi="Calibri" w:cs="Calibri"/>
+          <w:sz w:val="20"/>
+          <w:szCs w:val="20"/>
+        </w:rPr>
+      </w:pPr>
+      <w:r>
+        <w:rPr>
+          <w:rFonts w:ascii="Calibri" w:eastAsia="Liberation Serif" w:hAnsi="Calibri" w:cs="Calibri"/>
+          <w:sz w:val="20"/>
+          <w:szCs w:val="20"/>
+        </w:rPr>
+        <w:t>Classes in Java are typically separated into different Java files, just like your classes at school are separated into different rooms. The way you declare a class in Java is illustrated below.</w:t>
       </w:r>
     </w:p>
     <w:p>
@@ -493,7 +416,7 @@
           <w:noProof/>
         </w:rPr>
         <w:drawing>
-          <wp:inline distT="0" distB="0" distL="0" distR="0" wp14:anchorId="735E7328" wp14:editId="2AB45EAA">
+          <wp:inline distT="0" distB="0" distL="0" distR="0" wp14:anchorId="352C50D3" wp14:editId="002591A3">
             <wp:extent cx="4046220" cy="2200910"/>
             <wp:effectExtent l="0" t="0" r="0" b="8890"/>
             <wp:docPr id="1297759971" name="Picture 1" descr="A screen shot of a computer&#10;&#10;AI-generated content may be incorrect."/>
@@ -560,7 +483,7 @@
           <w:sz w:val="20"/>
           <w:szCs w:val="20"/>
         </w:rPr>
-        <w:t>Notice in the screen shot above that the name of the file, HelloWorld.java, ends with the extension “.java”. This is required for all java programs.</w:t>
+        <w:t>Notice in the screenshot above that the file name, HelloWorld.java, ends with the .java extension. This is required for all Java source files.</w:t>
       </w:r>
     </w:p>
     <w:p>
@@ -581,7 +504,7 @@
           <w:sz w:val="20"/>
           <w:szCs w:val="20"/>
         </w:rPr>
-        <w:t>To create a new class in java you must use the declaration “class” followed by the name of the file (minus the .java extension).</w:t>
+        <w:t>To declare a new class in Java, use the keyword “class” followed by the class name. When a class is public, its name must match the file name exactly, without the .java extension.</w:t>
       </w:r>
     </w:p>
     <w:p>
@@ -602,7 +525,7 @@
           <w:sz w:val="20"/>
           <w:szCs w:val="20"/>
         </w:rPr>
-        <w:t>We have also added the word “public” in front of the class declaration. Although this is not required, it is helpful because this allows us to define who has access to the file. The term “public” allows us to access this file from anywhere in our program – but, more on this later.</w:t>
+        <w:t>We have also added the word “public” before the class declaration. The public keyword makes the class accessible from other classes. Because this class is public, its file name must be HelloWorld.java.</w:t>
       </w:r>
     </w:p>
     <w:p>
@@ -623,7 +546,7 @@
           <w:sz w:val="20"/>
           <w:szCs w:val="20"/>
         </w:rPr>
-        <w:t>Finally, we have added an open curly bracket after the “public class HelloWorld” declaration and a closing curly bracket further down the page. All the code associated with the HelloWorld class must appear between these curly brackets.</w:t>
+        <w:t>Finally, we added an opening curly brace after the “public class HelloWorld” declaration and a closing curly brace farther down the page. All code associated with the HelloWorld class must appear between these curly braces.</w:t>
       </w:r>
     </w:p>
     <w:p>
@@ -676,82 +599,65 @@
           <w:sz w:val="20"/>
           <w:szCs w:val="20"/>
         </w:rPr>
-      </w:r>
-      <w:r>
-        <w:rPr>
+        <w:fldChar w:fldCharType="separate"/>
+      </w:r>
+      <w:r>
+        <w:rPr>
+          <w:rStyle w:val="Hyperlink"/>
           <w:rFonts w:ascii="Calibri" w:eastAsia="Liberation Serif" w:hAnsi="Calibri" w:cs="Calibri"/>
           <w:b/>
           <w:bCs/>
           <w:sz w:val="20"/>
           <w:szCs w:val="20"/>
         </w:rPr>
-        <w:fldChar w:fldCharType="separate"/>
-      </w:r>
-      <w:r>
-        <w:rPr>
-          <w:rStyle w:val="Hyperlink"/>
+        <w:t>Skill 0.1 Exercise 1</w:t>
+      </w:r>
+    </w:p>
+    <w:p>
+      <w:pPr>
+        <w:spacing w:line="20" w:lineRule="exact"/>
+        <w:rPr>
           <w:rFonts w:ascii="Calibri" w:eastAsia="Liberation Serif" w:hAnsi="Calibri" w:cs="Calibri"/>
           <w:b/>
           <w:bCs/>
           <w:sz w:val="20"/>
           <w:szCs w:val="20"/>
         </w:rPr>
-        <w:t xml:space="preserve">Skill </w:t>
-      </w:r>
-      <w:r>
-        <w:rPr>
-          <w:rStyle w:val="Hyperlink"/>
+      </w:pPr>
+      <w:r>
+        <w:rPr>
           <w:rFonts w:ascii="Calibri" w:eastAsia="Liberation Serif" w:hAnsi="Calibri" w:cs="Calibri"/>
           <w:b/>
           <w:bCs/>
           <w:sz w:val="20"/>
           <w:szCs w:val="20"/>
         </w:rPr>
-        <w:t>0.1</w:t>
-      </w:r>
-      <w:r>
-        <w:rPr>
-          <w:rStyle w:val="Hyperlink"/>
+        <w:fldChar w:fldCharType="end"/>
+      </w:r>
+    </w:p>
+    <w:p>
+      <w:pPr>
+        <w:spacing w:line="20" w:lineRule="exact"/>
+        <w:rPr>
           <w:rFonts w:ascii="Calibri" w:eastAsia="Liberation Serif" w:hAnsi="Calibri" w:cs="Calibri"/>
           <w:b/>
           <w:bCs/>
           <w:sz w:val="20"/>
           <w:szCs w:val="20"/>
         </w:rPr>
-        <w:t xml:space="preserve"> Exercise 1</w:t>
-      </w:r>
-    </w:p>
-    <w:p>
-      <w:pPr>
-        <w:rPr>
-          <w:rFonts w:ascii="Calibri" w:eastAsia="Liberation Serif" w:hAnsi="Calibri" w:cs="Calibri"/>
-          <w:b/>
-          <w:bCs/>
-          <w:sz w:val="20"/>
-          <w:szCs w:val="20"/>
-        </w:rPr>
-      </w:pPr>
-      <w:r>
-        <w:rPr>
-          <w:rFonts w:ascii="Calibri" w:eastAsia="Liberation Serif" w:hAnsi="Calibri" w:cs="Calibri"/>
-          <w:b/>
-          <w:bCs/>
-          <w:sz w:val="20"/>
-          <w:szCs w:val="20"/>
-        </w:rPr>
-        <w:fldChar w:fldCharType="end"/>
-      </w:r>
-    </w:p>
-    <w:p>
-      <w:pPr>
-        <w:rPr>
-          <w:rFonts w:ascii="Calibri" w:eastAsia="Liberation Serif" w:hAnsi="Calibri" w:cs="Calibri"/>
-          <w:b/>
-          <w:bCs/>
-          <w:sz w:val="20"/>
-          <w:szCs w:val="20"/>
-        </w:rPr>
-      </w:pPr>
+      </w:pPr>
+    </w:p>
+    <w:p>
+      <w:pPr>
+        <w:spacing w:line="20" w:lineRule="exact"/>
+      </w:pPr>
+      <w:r>
+        <w:rPr>
+          <w:sz w:val="2"/>
+          <w:szCs w:val="2"/>
+        </w:rPr>
+        <w:br w:type="page"/>
+      </w:r>
     </w:p>
     <w:tbl>
       <w:tblPr>
@@ -795,16 +701,7 @@
                 <w:szCs w:val="20"/>
               </w:rPr>
               <w:lastRenderedPageBreak/>
-              <w:t xml:space="preserve">Skill </w:t>
-            </w:r>
-            <w:r>
-              <w:rPr>
-                <w:b/>
-                <w:color w:val="800080"/>
-                <w:sz w:val="20"/>
-                <w:szCs w:val="20"/>
-              </w:rPr>
-              <w:t>0.2: Write a main method</w:t>
+              <w:t>Skill 0.2: I can write a main method.</w:t>
             </w:r>
           </w:p>
         </w:tc>
@@ -889,7 +786,7 @@
           <w:sz w:val="20"/>
           <w:szCs w:val="20"/>
         </w:rPr>
-        <w:t>Inside the classes we create, there are "methods". Methods (also known as functions) allow us to define the things a class can do. For example, in a math class we can add, substract, divide, and mulitple numbers. A method that adds two numbers simply stated could look like, a + b, where a and b represent different numbers.</w:t>
+        <w:t>Inside the classes we create are "methods." Methods (also known as functions) allow us to define the things a class can do. For example, in a math class we can add, subtract, divide, and multiply numbers. A method that adds two numbers could be represented simply as a + b, where a and b represent different numbers.</w:t>
       </w:r>
     </w:p>
     <w:p>
@@ -909,7 +806,7 @@
           <w:sz w:val="20"/>
           <w:szCs w:val="20"/>
         </w:rPr>
-        <w:t>All java programs must have a "main" method. In fact, when you run your program, this is what java looks for first. The main method is also referred to as the "driver" because it drives the program.</w:t>
+        <w:t>To run a Java class as a standalone program, it must have a main method. When the program begins, Java starts by calling main. The main method is also referred to as the "driver" because it drives the program.</w:t>
       </w:r>
     </w:p>
     <w:p>
@@ -929,7 +826,7 @@
           <w:sz w:val="20"/>
           <w:szCs w:val="20"/>
         </w:rPr>
-        <w:t>The way you declare the main method is illustrated below,</w:t>
+        <w:t>The way you declare the main method is illustrated below.</w:t>
       </w:r>
     </w:p>
     <w:p>
@@ -947,7 +844,7 @@
           <w:noProof/>
         </w:rPr>
         <w:drawing>
-          <wp:inline distT="0" distB="0" distL="0" distR="0" wp14:anchorId="44DF8659" wp14:editId="1085E64E">
+          <wp:inline distT="0" distB="0" distL="0" distR="0" wp14:anchorId="3C50CBAB" wp14:editId="02A23478">
             <wp:extent cx="4703445" cy="2880360"/>
             <wp:effectExtent l="0" t="0" r="1905" b="0"/>
             <wp:docPr id="1477799460" name="Picture 2" descr="A screenshot of a computer&#10;&#10;AI-generated content may be incorrect."/>
@@ -1065,7 +962,47 @@
           <w:sz w:val="20"/>
           <w:szCs w:val="20"/>
         </w:rPr>
-        <w:t>We have added an open curly bracket after the "public static void main(String args[])" declaration and a closing curly bracket further down the page. All the code associated with the main method must appear between these curly brackets.</w:t>
+        <w:t xml:space="preserve">We have added an open curly bracket after the "public static void </w:t>
+      </w:r>
+      <w:proofErr w:type="gramStart"/>
+      <w:r>
+        <w:rPr>
+          <w:rFonts w:asciiTheme="majorHAnsi" w:hAnsiTheme="majorHAnsi" w:cstheme="majorHAnsi"/>
+          <w:color w:val="000000"/>
+          <w:sz w:val="20"/>
+          <w:szCs w:val="20"/>
+        </w:rPr>
+        <w:t>main(</w:t>
+      </w:r>
+      <w:proofErr w:type="gramEnd"/>
+      <w:r>
+        <w:rPr>
+          <w:rFonts w:asciiTheme="majorHAnsi" w:hAnsiTheme="majorHAnsi" w:cstheme="majorHAnsi"/>
+          <w:color w:val="000000"/>
+          <w:sz w:val="20"/>
+          <w:szCs w:val="20"/>
+        </w:rPr>
+        <w:t xml:space="preserve">String </w:t>
+      </w:r>
+      <w:proofErr w:type="spellStart"/>
+      <w:r>
+        <w:rPr>
+          <w:rFonts w:asciiTheme="majorHAnsi" w:hAnsiTheme="majorHAnsi" w:cstheme="majorHAnsi"/>
+          <w:color w:val="000000"/>
+          <w:sz w:val="20"/>
+          <w:szCs w:val="20"/>
+        </w:rPr>
+        <w:t>args</w:t>
+      </w:r>
+      <w:proofErr w:type="spellEnd"/>
+      <w:r>
+        <w:rPr>
+          <w:rFonts w:asciiTheme="majorHAnsi" w:hAnsiTheme="majorHAnsi" w:cstheme="majorHAnsi"/>
+          <w:color w:val="000000"/>
+          <w:sz w:val="20"/>
+          <w:szCs w:val="20"/>
+        </w:rPr>
+        <w:t>[])" declaration and a closing curly bracket further down the page. All the code associated with the main method must appear between these curly brackets.</w:t>
       </w:r>
     </w:p>
     <w:p>
@@ -1107,16 +1044,18 @@
           <w:sz w:val="20"/>
           <w:szCs w:val="20"/>
         </w:rPr>
-      </w:r>
-      <w:r>
-        <w:rPr>
+        <w:fldChar w:fldCharType="separate"/>
+      </w:r>
+      <w:r>
+        <w:rPr>
+          <w:rStyle w:val="Hyperlink"/>
           <w:rFonts w:ascii="Calibri" w:eastAsia="Liberation Serif" w:hAnsi="Calibri" w:cs="Calibri"/>
           <w:b/>
           <w:bCs/>
           <w:sz w:val="20"/>
           <w:szCs w:val="20"/>
         </w:rPr>
-        <w:fldChar w:fldCharType="separate"/>
+        <w:t xml:space="preserve">Skill </w:t>
       </w:r>
       <w:r>
         <w:rPr>
@@ -1127,7 +1066,7 @@
           <w:sz w:val="20"/>
           <w:szCs w:val="20"/>
         </w:rPr>
-        <w:t xml:space="preserve">Skill </w:t>
+        <w:t>0.</w:t>
       </w:r>
       <w:r>
         <w:rPr>
@@ -1138,22 +1077,21 @@
           <w:sz w:val="20"/>
           <w:szCs w:val="20"/>
         </w:rPr>
-        <w:t>0.</w:t>
-      </w:r>
-      <w:r>
-        <w:rPr>
-          <w:rStyle w:val="Hyperlink"/>
+        <w:t>2 Exercise 1</w:t>
+      </w:r>
+    </w:p>
+    <w:p>
+      <w:pPr>
+        <w:spacing w:line="20" w:lineRule="exact"/>
+        <w:rPr>
           <w:rFonts w:ascii="Calibri" w:eastAsia="Liberation Serif" w:hAnsi="Calibri" w:cs="Calibri"/>
           <w:b/>
           <w:bCs/>
           <w:sz w:val="20"/>
           <w:szCs w:val="20"/>
         </w:rPr>
-        <w:t>2 Exercise 1</w:t>
-      </w:r>
-    </w:p>
-    <w:p>
-      <w:pPr>
+      </w:pPr>
+      <w:r>
         <w:rPr>
           <w:rFonts w:ascii="Calibri" w:eastAsia="Liberation Serif" w:hAnsi="Calibri" w:cs="Calibri"/>
           <w:b/>
@@ -1161,8 +1099,12 @@
           <w:sz w:val="20"/>
           <w:szCs w:val="20"/>
         </w:rPr>
-      </w:pPr>
-      <w:r>
+        <w:fldChar w:fldCharType="end"/>
+      </w:r>
+    </w:p>
+    <w:p>
+      <w:pPr>
+        <w:spacing w:line="20" w:lineRule="exact"/>
         <w:rPr>
           <w:rFonts w:ascii="Calibri" w:eastAsia="Liberation Serif" w:hAnsi="Calibri" w:cs="Calibri"/>
           <w:b/>
@@ -1170,11 +1112,11 @@
           <w:sz w:val="20"/>
           <w:szCs w:val="20"/>
         </w:rPr>
-        <w:fldChar w:fldCharType="end"/>
-      </w:r>
-    </w:p>
-    <w:p>
-      <w:pPr>
+      </w:pPr>
+    </w:p>
+    <w:p>
+      <w:pPr>
+        <w:spacing w:line="20" w:lineRule="exact"/>
         <w:rPr>
           <w:rFonts w:ascii="Calibri" w:eastAsia="Liberation Serif" w:hAnsi="Calibri" w:cs="Calibri"/>
           <w:b/>
@@ -1186,6 +1128,7 @@
     </w:p>
     <w:p>
       <w:pPr>
+        <w:spacing w:line="20" w:lineRule="exact"/>
         <w:rPr>
           <w:rFonts w:ascii="Calibri" w:eastAsia="Liberation Serif" w:hAnsi="Calibri" w:cs="Calibri"/>
           <w:b/>
@@ -1197,6 +1140,7 @@
     </w:p>
     <w:p>
       <w:pPr>
+        <w:spacing w:line="20" w:lineRule="exact"/>
         <w:rPr>
           <w:rFonts w:ascii="Calibri" w:eastAsia="Liberation Serif" w:hAnsi="Calibri" w:cs="Calibri"/>
           <w:b/>
@@ -1208,6 +1152,7 @@
     </w:p>
     <w:p>
       <w:pPr>
+        <w:spacing w:line="20" w:lineRule="exact"/>
         <w:rPr>
           <w:rFonts w:ascii="Calibri" w:eastAsia="Liberation Serif" w:hAnsi="Calibri" w:cs="Calibri"/>
           <w:b/>
@@ -1219,6 +1164,7 @@
     </w:p>
     <w:p>
       <w:pPr>
+        <w:spacing w:line="20" w:lineRule="exact"/>
         <w:rPr>
           <w:rFonts w:ascii="Calibri" w:eastAsia="Liberation Serif" w:hAnsi="Calibri" w:cs="Calibri"/>
           <w:b/>
@@ -1230,6 +1176,7 @@
     </w:p>
     <w:p>
       <w:pPr>
+        <w:spacing w:line="20" w:lineRule="exact"/>
         <w:rPr>
           <w:rFonts w:ascii="Calibri" w:eastAsia="Liberation Serif" w:hAnsi="Calibri" w:cs="Calibri"/>
           <w:b/>
@@ -1241,6 +1188,7 @@
     </w:p>
     <w:p>
       <w:pPr>
+        <w:spacing w:line="20" w:lineRule="exact"/>
         <w:rPr>
           <w:rFonts w:ascii="Calibri" w:eastAsia="Liberation Serif" w:hAnsi="Calibri" w:cs="Calibri"/>
           <w:b/>
@@ -1252,14 +1200,15 @@
     </w:p>
     <w:p>
       <w:pPr>
-        <w:rPr>
-          <w:rFonts w:ascii="Calibri" w:eastAsia="Liberation Serif" w:hAnsi="Calibri" w:cs="Calibri"/>
-          <w:b/>
-          <w:bCs/>
-          <w:sz w:val="20"/>
-          <w:szCs w:val="20"/>
-        </w:rPr>
-      </w:pPr>
+        <w:spacing w:line="20" w:lineRule="exact"/>
+      </w:pPr>
+      <w:r>
+        <w:rPr>
+          <w:sz w:val="2"/>
+          <w:szCs w:val="2"/>
+        </w:rPr>
+        <w:br w:type="page"/>
+      </w:r>
     </w:p>
     <w:tbl>
       <w:tblPr>
@@ -1304,17 +1253,7 @@
                 <w:szCs w:val="20"/>
               </w:rPr>
               <w:lastRenderedPageBreak/>
-              <w:t xml:space="preserve">Skill </w:t>
-            </w:r>
-            <w:r>
-              <w:rPr>
-                <w:b/>
-                <w:bCs/>
-                <w:color w:val="800080"/>
-                <w:sz w:val="20"/>
-                <w:szCs w:val="20"/>
-              </w:rPr>
-              <w:t>0.3: Print to the console</w:t>
+              <w:t>Skill 0.3: I can print to the console.</w:t>
             </w:r>
           </w:p>
         </w:tc>
@@ -1349,27 +1288,7 @@
           <w:sz w:val="20"/>
           <w:szCs w:val="20"/>
         </w:rPr>
-        <w:t xml:space="preserve">Skill </w:t>
-      </w:r>
-      <w:r>
-        <w:rPr>
-          <w:rFonts w:ascii="Calibri" w:eastAsia="Liberation Serif" w:hAnsi="Calibri" w:cs="Calibri"/>
-          <w:b/>
-          <w:bCs/>
-          <w:sz w:val="20"/>
-          <w:szCs w:val="20"/>
-        </w:rPr>
-        <w:t>12</w:t>
-      </w:r>
-      <w:r>
-        <w:rPr>
-          <w:rFonts w:ascii="Calibri" w:eastAsia="Liberation Serif" w:hAnsi="Calibri" w:cs="Calibri"/>
-          <w:b/>
-          <w:bCs/>
-          <w:sz w:val="20"/>
-          <w:szCs w:val="20"/>
-        </w:rPr>
-        <w:t>.03 Concepts</w:t>
+        <w:t>Skill 0.3 Concepts</w:t>
       </w:r>
     </w:p>
     <w:p>
@@ -1389,7 +1308,7 @@
           <w:sz w:val="20"/>
           <w:szCs w:val="20"/>
         </w:rPr>
-        <w:t>For now, our computer programs will output information to the console, also referred to as the terminal. The console is a basic interface that allows us to interact with our computer. It is also where we will be compiling and running our java programs.</w:t>
+        <w:t>For now, our programs will display information in the console. When we work from the command line, that output appears in the terminal. We will also use the terminal to compile and run our Java programs.</w:t>
       </w:r>
     </w:p>
     <w:p>
@@ -1409,7 +1328,7 @@
           <w:sz w:val="20"/>
           <w:szCs w:val="20"/>
         </w:rPr>
-        <w:t>Printing to the consol can be done using the following code</w:t>
+        <w:t>Printing to the console can be done using the following statement:</w:t>
       </w:r>
     </w:p>
     <w:p>
@@ -1425,12 +1344,13 @@
       <w:r>
         <w:rPr>
           <w:rFonts w:asciiTheme="majorHAnsi" w:hAnsiTheme="majorHAnsi" w:cstheme="majorHAnsi"/>
+          <w:noProof/>
           <w:color w:val="000000"/>
           <w:sz w:val="20"/>
           <w:szCs w:val="20"/>
         </w:rPr>
         <w:drawing>
-          <wp:inline distT="0" distB="0" distL="0" distR="0" wp14:anchorId="17564FCC" wp14:editId="160B906E">
+          <wp:inline distT="0" distB="0" distL="0" distR="0" wp14:anchorId="23C39D30" wp14:editId="2271F9C2">
             <wp:extent cx="6332220" cy="330835"/>
             <wp:effectExtent l="0" t="0" r="0" b="0"/>
             <wp:docPr id="1532163950" name="Picture 1"/>
@@ -1487,7 +1407,7 @@
           <w:sz w:val="20"/>
           <w:szCs w:val="20"/>
         </w:rPr>
-        <w:t>Notice, the semicolon at the end. This terminates the command and is required for all commands.</w:t>
+        <w:t>Notice the semicolon at the end. It terminates the statement and is required at the end of this print statement.</w:t>
       </w:r>
     </w:p>
     <w:p>
@@ -1504,6 +1424,7 @@
           <w:szCs w:val="20"/>
         </w:rPr>
       </w:pPr>
+      <w:proofErr w:type="spellStart"/>
       <w:r>
         <w:rPr>
           <w:rFonts w:asciiTheme="majorHAnsi" w:hAnsiTheme="majorHAnsi" w:cstheme="majorHAnsi"/>
@@ -1511,7 +1432,17 @@
           <w:sz w:val="20"/>
           <w:szCs w:val="20"/>
         </w:rPr>
-        <w:t>System.out.print() is the signature for the print command. Whatever you include in quotes in between the parentheses will be printed to the consol.</w:t>
+        <w:t>System.out.print</w:t>
+      </w:r>
+      <w:proofErr w:type="spellEnd"/>
+      <w:r>
+        <w:rPr>
+          <w:rFonts w:asciiTheme="majorHAnsi" w:hAnsiTheme="majorHAnsi" w:cstheme="majorHAnsi"/>
+          <w:color w:val="000000"/>
+          <w:sz w:val="20"/>
+          <w:szCs w:val="20"/>
+        </w:rPr>
+        <w:t>() is a method call that sends output to the console. Whatever you place inside quotation marks between the parentheses will be printed.</w:t>
       </w:r>
     </w:p>
     <w:p>
@@ -1535,7 +1466,7 @@
           <w:sz w:val="20"/>
           <w:szCs w:val="20"/>
         </w:rPr>
-        <w:t>Java is case sensitive. That is the word "System" must be capitalized and words "out" and "print" must be lower case.</w:t>
+        <w:t>Java is case-sensitive. The word "System" must be capitalized, while "out" and "print" must be lowercase.</w:t>
       </w:r>
     </w:p>
     <w:p>
@@ -1555,7 +1486,7 @@
           <w:sz w:val="20"/>
           <w:szCs w:val="20"/>
         </w:rPr>
-        <w:t>Printing to the consol can also be done using the following code</w:t>
+        <w:t>Printing to the console can also be done using the following statement:</w:t>
       </w:r>
     </w:p>
     <w:p>
@@ -1571,12 +1502,13 @@
       <w:r>
         <w:rPr>
           <w:rFonts w:asciiTheme="majorHAnsi" w:hAnsiTheme="majorHAnsi" w:cstheme="majorHAnsi"/>
+          <w:noProof/>
           <w:color w:val="000000"/>
           <w:sz w:val="20"/>
           <w:szCs w:val="20"/>
         </w:rPr>
         <w:drawing>
-          <wp:inline distT="0" distB="0" distL="0" distR="0" wp14:anchorId="24FAAAFD" wp14:editId="58D9B307">
+          <wp:inline distT="0" distB="0" distL="0" distR="0" wp14:anchorId="09873E41" wp14:editId="246BEEA0">
             <wp:extent cx="6332220" cy="313690"/>
             <wp:effectExtent l="0" t="0" r="0" b="0"/>
             <wp:docPr id="1131789358" name="Picture 1"/>
@@ -1633,7 +1565,7 @@
           <w:sz w:val="20"/>
           <w:szCs w:val="20"/>
         </w:rPr>
-        <w:t>The only difference between this command and the previous is the "ln" after the word print</w:t>
+        <w:t>The difference between this statement and the previous one is the "ln" after "print."</w:t>
       </w:r>
     </w:p>
     <w:p>
@@ -1657,7 +1589,7 @@
           <w:sz w:val="20"/>
           <w:szCs w:val="20"/>
         </w:rPr>
-        <w:t>This command will print whatever is in between quotes and then will go to the next line</w:t>
+        <w:t>This statement prints whatever is between the quotation marks and then moves the cursor to the next line.</w:t>
       </w:r>
     </w:p>
     <w:p>
@@ -1699,38 +1631,18 @@
           <w:sz w:val="20"/>
           <w:szCs w:val="20"/>
         </w:rPr>
-      </w:r>
-      <w:r>
-        <w:rPr>
+        <w:fldChar w:fldCharType="separate"/>
+      </w:r>
+      <w:r>
+        <w:rPr>
+          <w:rStyle w:val="Hyperlink"/>
           <w:rFonts w:ascii="Calibri" w:eastAsia="Liberation Serif" w:hAnsi="Calibri" w:cs="Calibri"/>
           <w:b/>
           <w:bCs/>
           <w:sz w:val="20"/>
           <w:szCs w:val="20"/>
         </w:rPr>
-        <w:fldChar w:fldCharType="separate"/>
-      </w:r>
-      <w:r>
-        <w:rPr>
-          <w:rStyle w:val="Hyperlink"/>
-          <w:rFonts w:ascii="Calibri" w:eastAsia="Liberation Serif" w:hAnsi="Calibri" w:cs="Calibri"/>
-          <w:b/>
-          <w:bCs/>
-          <w:sz w:val="20"/>
-          <w:szCs w:val="20"/>
-        </w:rPr>
-        <w:t>Skill 0.</w:t>
-      </w:r>
-      <w:r>
-        <w:rPr>
-          <w:rStyle w:val="Hyperlink"/>
-          <w:rFonts w:ascii="Calibri" w:eastAsia="Liberation Serif" w:hAnsi="Calibri" w:cs="Calibri"/>
-          <w:b/>
-          <w:bCs/>
-          <w:sz w:val="20"/>
-          <w:szCs w:val="20"/>
-        </w:rPr>
-        <w:t>3 Exercise 1</w:t>
+        <w:t>Skill 0.3 Exercise 1</w:t>
       </w:r>
     </w:p>
     <w:p>
@@ -1797,17 +1709,7 @@
                 <w:sz w:val="20"/>
                 <w:szCs w:val="20"/>
               </w:rPr>
-              <w:t xml:space="preserve">Skill </w:t>
-            </w:r>
-            <w:r>
-              <w:rPr>
-                <w:b/>
-                <w:bCs/>
-                <w:color w:val="800080"/>
-                <w:sz w:val="20"/>
-                <w:szCs w:val="20"/>
-              </w:rPr>
-              <w:t>0.4: Compile and run a java program</w:t>
+              <w:t>Skill 0.4: I can compile and run a Java program.</w:t>
             </w:r>
           </w:p>
         </w:tc>
@@ -1842,27 +1744,7 @@
           <w:sz w:val="20"/>
           <w:szCs w:val="20"/>
         </w:rPr>
-        <w:t xml:space="preserve">Skill </w:t>
-      </w:r>
-      <w:r>
-        <w:rPr>
-          <w:rFonts w:asciiTheme="majorHAnsi" w:eastAsia="Liberation Serif" w:hAnsiTheme="majorHAnsi" w:cstheme="majorHAnsi"/>
-          <w:b/>
-          <w:bCs/>
-          <w:sz w:val="20"/>
-          <w:szCs w:val="20"/>
-        </w:rPr>
-        <w:t>0</w:t>
-      </w:r>
-      <w:r>
-        <w:rPr>
-          <w:rFonts w:asciiTheme="majorHAnsi" w:eastAsia="Liberation Serif" w:hAnsiTheme="majorHAnsi" w:cstheme="majorHAnsi"/>
-          <w:b/>
-          <w:bCs/>
-          <w:sz w:val="20"/>
-          <w:szCs w:val="20"/>
-        </w:rPr>
-        <w:t>.04 Concepts</w:t>
+        <w:t>Skill 0.4 Concepts</w:t>
       </w:r>
     </w:p>
     <w:p>
@@ -1894,11 +1776,10 @@
           <w:szCs w:val="20"/>
           <w:shd w:val="clear" w:color="auto" w:fill="FFFFFF"/>
         </w:rPr>
-        <w:t>Before you can run a java program on your computer you must first compile it. Compiling a java program converts the program from readable code to a format the computer can understand.</w:t>
-      </w:r>
-    </w:p>
-    <w:p>
-      <w:pPr>
+        <w:t xml:space="preserve">Before you can run a Java program, you must first compile it. The </w:t>
+      </w:r>
+      <w:proofErr w:type="spellStart"/>
+      <w:r>
         <w:rPr>
           <w:rFonts w:asciiTheme="majorHAnsi" w:hAnsiTheme="majorHAnsi" w:cstheme="majorHAnsi"/>
           <w:color w:val="21242C"/>
@@ -1906,10 +1787,10 @@
           <w:szCs w:val="20"/>
           <w:shd w:val="clear" w:color="auto" w:fill="FFFFFF"/>
         </w:rPr>
-      </w:pPr>
-    </w:p>
-    <w:p>
-      <w:pPr>
+        <w:t>javac</w:t>
+      </w:r>
+      <w:proofErr w:type="spellEnd"/>
+      <w:r>
         <w:rPr>
           <w:rFonts w:asciiTheme="majorHAnsi" w:hAnsiTheme="majorHAnsi" w:cstheme="majorHAnsi"/>
           <w:color w:val="21242C"/>
@@ -1917,8 +1798,11 @@
           <w:szCs w:val="20"/>
           <w:shd w:val="clear" w:color="auto" w:fill="FFFFFF"/>
         </w:rPr>
-      </w:pPr>
-      <w:r>
+        <w:t xml:space="preserve"> compiler converts Java source code into bytecode that the Java Virtual Machine can execute.</w:t>
+      </w:r>
+    </w:p>
+    <w:p>
+      <w:pPr>
         <w:rPr>
           <w:rFonts w:asciiTheme="majorHAnsi" w:hAnsiTheme="majorHAnsi" w:cstheme="majorHAnsi"/>
           <w:color w:val="21242C"/>
@@ -1926,8 +1810,7 @@
           <w:szCs w:val="20"/>
           <w:shd w:val="clear" w:color="auto" w:fill="FFFFFF"/>
         </w:rPr>
-        <w:t>Consider the HelloWorld.java file from before. The following line of code would compile this program.</w:t>
-      </w:r>
+      </w:pPr>
     </w:p>
     <w:p>
       <w:pPr>
@@ -1939,9 +1822,7 @@
           <w:shd w:val="clear" w:color="auto" w:fill="FFFFFF"/>
         </w:rPr>
       </w:pPr>
-    </w:p>
-    <w:p>
-      <w:pPr>
+      <w:r>
         <w:rPr>
           <w:rFonts w:asciiTheme="majorHAnsi" w:hAnsiTheme="majorHAnsi" w:cstheme="majorHAnsi"/>
           <w:color w:val="21242C"/>
@@ -1949,8 +1830,11 @@
           <w:szCs w:val="20"/>
           <w:shd w:val="clear" w:color="auto" w:fill="FFFFFF"/>
         </w:rPr>
-      </w:pPr>
-      <w:r>
+        <w:t>Consider the HelloWorld.java file from before. The following line of code would compile this program.</w:t>
+      </w:r>
+    </w:p>
+    <w:p>
+      <w:pPr>
         <w:rPr>
           <w:rFonts w:asciiTheme="majorHAnsi" w:hAnsiTheme="majorHAnsi" w:cstheme="majorHAnsi"/>
           <w:color w:val="21242C"/>
@@ -1958,8 +1842,29 @@
           <w:szCs w:val="20"/>
           <w:shd w:val="clear" w:color="auto" w:fill="FFFFFF"/>
         </w:rPr>
+      </w:pPr>
+    </w:p>
+    <w:p>
+      <w:pPr>
+        <w:rPr>
+          <w:rFonts w:asciiTheme="majorHAnsi" w:hAnsiTheme="majorHAnsi" w:cstheme="majorHAnsi"/>
+          <w:color w:val="21242C"/>
+          <w:sz w:val="20"/>
+          <w:szCs w:val="20"/>
+          <w:shd w:val="clear" w:color="auto" w:fill="FFFFFF"/>
+        </w:rPr>
+      </w:pPr>
+      <w:r>
+        <w:rPr>
+          <w:rFonts w:asciiTheme="majorHAnsi" w:hAnsiTheme="majorHAnsi" w:cstheme="majorHAnsi"/>
+          <w:noProof/>
+          <w:color w:val="21242C"/>
+          <w:sz w:val="20"/>
+          <w:szCs w:val="20"/>
+          <w:shd w:val="clear" w:color="auto" w:fill="FFFFFF"/>
+        </w:rPr>
         <w:drawing>
-          <wp:inline distT="0" distB="0" distL="0" distR="0" wp14:anchorId="362B89BA" wp14:editId="78F0166C">
+          <wp:inline distT="0" distB="0" distL="0" distR="0" wp14:anchorId="5BAE2DA4" wp14:editId="4419CB4A">
             <wp:extent cx="6332220" cy="324485"/>
             <wp:effectExtent l="0" t="0" r="0" b="0"/>
             <wp:docPr id="1995657946" name="Picture 1"/>
@@ -2020,24 +1925,42 @@
           <w:sz w:val="20"/>
           <w:szCs w:val="20"/>
         </w:rPr>
-        <w:t>When you compile a java program, an additional file is created. The file takes the same as the file you compiled, but the extension is ".class" . In this example, running the above code would create a HelloWorld.class file.</w:t>
-      </w:r>
-    </w:p>
-    <w:p>
-      <w:pPr>
-        <w:rPr>
-          <w:rFonts w:ascii="Calibri" w:eastAsia="Liberation Serif" w:hAnsi="Calibri" w:cs="Calibri"/>
-          <w:sz w:val="20"/>
-          <w:szCs w:val="20"/>
-        </w:rPr>
-      </w:pPr>
-      <w:r>
-        <w:rPr>
-          <w:rFonts w:ascii="Calibri" w:eastAsia="Liberation Serif" w:hAnsi="Calibri" w:cs="Calibri"/>
-          <w:sz w:val="20"/>
-          <w:szCs w:val="20"/>
-        </w:rPr>
-        <w:t>When you run your program you are actually running the class file. The following commmand can be used to run the compiled HellowWorld program,</w:t>
+        <w:t xml:space="preserve">When you compile a Java program, an additional file is created. It has the same name as the class, but its extension is .class. In this example, the command above creates a </w:t>
+      </w:r>
+      <w:proofErr w:type="spellStart"/>
+      <w:r>
+        <w:rPr>
+          <w:rFonts w:ascii="Calibri" w:eastAsia="Liberation Serif" w:hAnsi="Calibri" w:cs="Calibri"/>
+          <w:sz w:val="20"/>
+          <w:szCs w:val="20"/>
+        </w:rPr>
+        <w:t>HelloWorld.class</w:t>
+      </w:r>
+      <w:proofErr w:type="spellEnd"/>
+      <w:r>
+        <w:rPr>
+          <w:rFonts w:ascii="Calibri" w:eastAsia="Liberation Serif" w:hAnsi="Calibri" w:cs="Calibri"/>
+          <w:sz w:val="20"/>
+          <w:szCs w:val="20"/>
+        </w:rPr>
+        <w:t xml:space="preserve"> file.</w:t>
+      </w:r>
+    </w:p>
+    <w:p>
+      <w:pPr>
+        <w:rPr>
+          <w:rFonts w:ascii="Calibri" w:eastAsia="Liberation Serif" w:hAnsi="Calibri" w:cs="Calibri"/>
+          <w:sz w:val="20"/>
+          <w:szCs w:val="20"/>
+        </w:rPr>
+      </w:pPr>
+      <w:r>
+        <w:rPr>
+          <w:rFonts w:ascii="Calibri" w:eastAsia="Liberation Serif" w:hAnsi="Calibri" w:cs="Calibri"/>
+          <w:sz w:val="20"/>
+          <w:szCs w:val="20"/>
+        </w:rPr>
+        <w:t>When you run the program, the Java launcher loads the compiled class. The following command runs the compiled HelloWorld program:</w:t>
       </w:r>
     </w:p>
     <w:p>
@@ -2064,11 +1987,12 @@
           <w:rFonts w:ascii="Calibri" w:eastAsia="Liberation Serif" w:hAnsi="Calibri" w:cs="Calibri"/>
           <w:b/>
           <w:bCs/>
+          <w:noProof/>
           <w:sz w:val="20"/>
           <w:szCs w:val="20"/>
         </w:rPr>
         <w:drawing>
-          <wp:inline distT="0" distB="0" distL="0" distR="0" wp14:anchorId="4E6FB821" wp14:editId="4F6E1ABC">
+          <wp:inline distT="0" distB="0" distL="0" distR="0" wp14:anchorId="2C98A023" wp14:editId="764438C7">
             <wp:extent cx="6332220" cy="332740"/>
             <wp:effectExtent l="0" t="0" r="0" b="0"/>
             <wp:docPr id="1879546826" name="Picture 1"/>
@@ -2107,7 +2031,6 @@
     <w:p>
       <w:pPr>
         <w:rPr>
-          <w:rStyle w:val="Hyperlink"/>
           <w:rFonts w:ascii="Calibri" w:eastAsia="Liberation Serif" w:hAnsi="Calibri" w:cs="Calibri"/>
           <w:b/>
           <w:bCs/>
@@ -2115,17 +2038,18 @@
           <w:szCs w:val="20"/>
         </w:rPr>
       </w:pPr>
-      <w:r>
-        <w:rPr>
+    </w:p>
+    <w:p>
+      <w:pPr>
+        <w:rPr>
+          <w:rStyle w:val="Hyperlink"/>
           <w:rFonts w:ascii="Calibri" w:eastAsia="Liberation Serif" w:hAnsi="Calibri" w:cs="Calibri"/>
           <w:b/>
           <w:bCs/>
           <w:sz w:val="20"/>
           <w:szCs w:val="20"/>
         </w:rPr>
-        <w:lastRenderedPageBreak/>
-        <w:fldChar w:fldCharType="begin"/>
-      </w:r>
+      </w:pPr>
       <w:r>
         <w:rPr>
           <w:rFonts w:ascii="Calibri" w:eastAsia="Liberation Serif" w:hAnsi="Calibri" w:cs="Calibri"/>
@@ -2134,7 +2058,7 @@
           <w:sz w:val="20"/>
           <w:szCs w:val="20"/>
         </w:rPr>
-        <w:instrText>HYPERLINK "https://hpluska.github.io/APCompSciPrinciples/ticketOutTheDoor/set35/Set35TicketOutTheDoorAPCompSciPrinciples.pdf"</w:instrText>
+        <w:fldChar w:fldCharType="begin"/>
       </w:r>
       <w:r>
         <w:rPr>
@@ -2144,6 +2068,7 @@
           <w:sz w:val="20"/>
           <w:szCs w:val="20"/>
         </w:rPr>
+        <w:instrText>HYPERLINK "https://hpluska.github.io/APCompSciPrinciples/ticketOutTheDoor/set35/Set35TicketOutTheDoorAPCompSciPrinciples.pdf"</w:instrText>
       </w:r>
       <w:r>
         <w:rPr>
@@ -2164,95 +2089,41 @@
           <w:sz w:val="20"/>
           <w:szCs w:val="20"/>
         </w:rPr>
-        <w:t xml:space="preserve">Skill </w:t>
-      </w:r>
-      <w:r>
-        <w:rPr>
-          <w:rStyle w:val="Hyperlink"/>
+        <w:t>Skill 0.4 Exercise 1</w:t>
+      </w:r>
+    </w:p>
+    <w:p>
+      <w:pPr>
+        <w:pStyle w:val="NormalWeb"/>
+        <w:spacing w:before="0" w:beforeAutospacing="0" w:after="0" w:afterAutospacing="0" w:line="20" w:lineRule="exact"/>
+        <w:rPr>
+          <w:rFonts w:asciiTheme="majorHAnsi" w:hAnsiTheme="majorHAnsi" w:cstheme="majorHAnsi"/>
+          <w:color w:val="000000"/>
+          <w:sz w:val="20"/>
+          <w:szCs w:val="20"/>
+        </w:rPr>
+      </w:pPr>
+      <w:r>
+        <w:rPr>
           <w:rFonts w:ascii="Calibri" w:eastAsia="Liberation Serif" w:hAnsi="Calibri" w:cs="Calibri"/>
           <w:b/>
           <w:bCs/>
           <w:sz w:val="20"/>
           <w:szCs w:val="20"/>
         </w:rPr>
-        <w:t>0</w:t>
-      </w:r>
-      <w:r>
-        <w:rPr>
-          <w:rStyle w:val="Hyperlink"/>
-          <w:rFonts w:ascii="Calibri" w:eastAsia="Liberation Serif" w:hAnsi="Calibri" w:cs="Calibri"/>
-          <w:b/>
-          <w:bCs/>
-          <w:sz w:val="20"/>
-          <w:szCs w:val="20"/>
-        </w:rPr>
-        <w:t>.</w:t>
-      </w:r>
-      <w:r>
-        <w:rPr>
-          <w:rStyle w:val="Hyperlink"/>
-          <w:rFonts w:ascii="Calibri" w:eastAsia="Liberation Serif" w:hAnsi="Calibri" w:cs="Calibri"/>
-          <w:b/>
-          <w:bCs/>
-          <w:sz w:val="20"/>
-          <w:szCs w:val="20"/>
-        </w:rPr>
-        <w:t>0</w:t>
-      </w:r>
-      <w:r>
-        <w:rPr>
-          <w:rStyle w:val="Hyperlink"/>
-          <w:rFonts w:ascii="Calibri" w:eastAsia="Liberation Serif" w:hAnsi="Calibri" w:cs="Calibri"/>
-          <w:b/>
-          <w:bCs/>
-          <w:sz w:val="20"/>
-          <w:szCs w:val="20"/>
-        </w:rPr>
-        <w:t>4</w:t>
-      </w:r>
-      <w:r>
-        <w:rPr>
-          <w:rStyle w:val="Hyperlink"/>
-          <w:rFonts w:ascii="Calibri" w:eastAsia="Liberation Serif" w:hAnsi="Calibri" w:cs="Calibri"/>
-          <w:b/>
-          <w:bCs/>
-          <w:sz w:val="20"/>
-          <w:szCs w:val="20"/>
-        </w:rPr>
-        <w:t xml:space="preserve"> Exercise</w:t>
-      </w:r>
-      <w:r>
-        <w:rPr>
-          <w:rStyle w:val="Hyperlink"/>
-          <w:rFonts w:ascii="Calibri" w:eastAsia="Liberation Serif" w:hAnsi="Calibri" w:cs="Calibri"/>
-          <w:b/>
-          <w:bCs/>
-          <w:sz w:val="20"/>
-          <w:szCs w:val="20"/>
-        </w:rPr>
-        <w:t xml:space="preserve"> 1</w:t>
-      </w:r>
-    </w:p>
-    <w:p>
-      <w:pPr>
-        <w:pStyle w:val="NormalWeb"/>
-        <w:spacing w:before="0" w:beforeAutospacing="0" w:after="0" w:afterAutospacing="0"/>
-        <w:rPr>
-          <w:rFonts w:asciiTheme="majorHAnsi" w:hAnsiTheme="majorHAnsi" w:cstheme="majorHAnsi"/>
-          <w:color w:val="000000"/>
-          <w:sz w:val="20"/>
-          <w:szCs w:val="20"/>
-        </w:rPr>
-      </w:pPr>
-      <w:r>
-        <w:rPr>
-          <w:rFonts w:ascii="Calibri" w:eastAsia="Liberation Serif" w:hAnsi="Calibri" w:cs="Calibri"/>
-          <w:b/>
-          <w:bCs/>
-          <w:sz w:val="20"/>
-          <w:szCs w:val="20"/>
-        </w:rPr>
         <w:fldChar w:fldCharType="end"/>
+      </w:r>
+    </w:p>
+    <w:p>
+      <w:pPr>
+        <w:spacing w:line="20" w:lineRule="exact"/>
+      </w:pPr>
+      <w:r>
+        <w:rPr>
+          <w:sz w:val="2"/>
+          <w:szCs w:val="2"/>
+        </w:rPr>
+        <w:br w:type="page"/>
       </w:r>
     </w:p>
     <w:tbl>
@@ -2297,17 +2168,8 @@
                 <w:sz w:val="20"/>
                 <w:szCs w:val="20"/>
               </w:rPr>
-              <w:t xml:space="preserve">Skill </w:t>
-            </w:r>
-            <w:r>
-              <w:rPr>
-                <w:b/>
-                <w:bCs/>
-                <w:color w:val="800080"/>
-                <w:sz w:val="20"/>
-                <w:szCs w:val="20"/>
-              </w:rPr>
-              <w:t>0.5: Add comments to a program</w:t>
+              <w:lastRenderedPageBreak/>
+              <w:t>Skill 0.5: I can add comments to a program.</w:t>
             </w:r>
           </w:p>
         </w:tc>
@@ -2406,7 +2268,7 @@
           <w:sz w:val="20"/>
           <w:szCs w:val="20"/>
         </w:rPr>
-        <w:t>Comments are segments of code that you can add to your program that are ignored by the compiler. They are extremely important for both testing and documenting your code. As we move through the course, you realize the importants of comments and documenting your code.</w:t>
+        <w:t>Comments are segments of text in a program that the compiler ignores. They are important for explaining code and can also help during testing and debugging. As we move through the course, you will see the importance of comments and clear documentation.</w:t>
       </w:r>
     </w:p>
     <w:p>
@@ -2438,7 +2300,7 @@
           <w:sz w:val="20"/>
           <w:szCs w:val="20"/>
         </w:rPr>
-        <w:t>There are two ways to add comments to your program these are demonstrated below,</w:t>
+        <w:t>There are two common ways to add comments to a program. They are demonstrated below.</w:t>
       </w:r>
     </w:p>
     <w:p>
@@ -2467,12 +2329,13 @@
       <w:r>
         <w:rPr>
           <w:rFonts w:ascii="Calibri" w:hAnsi="Calibri" w:cs="Calibri"/>
+          <w:noProof/>
           <w:color w:val="000000"/>
           <w:sz w:val="20"/>
           <w:szCs w:val="20"/>
         </w:rPr>
         <w:drawing>
-          <wp:inline distT="0" distB="0" distL="0" distR="0" wp14:anchorId="502F2398" wp14:editId="2D53167F">
+          <wp:inline distT="0" distB="0" distL="0" distR="0" wp14:anchorId="324310DF" wp14:editId="51EB081D">
             <wp:extent cx="6332220" cy="948690"/>
             <wp:effectExtent l="0" t="0" r="0" b="3810"/>
             <wp:docPr id="484542937" name="Picture 1" descr="A screenshot of a computer screen&#10;&#10;AI-generated content may be incorrect."/>
@@ -2511,7 +2374,6 @@
     <w:p>
       <w:pPr>
         <w:rPr>
-          <w:rStyle w:val="Hyperlink"/>
           <w:rFonts w:ascii="Calibri" w:eastAsia="Liberation Serif" w:hAnsi="Calibri" w:cs="Calibri"/>
           <w:b/>
           <w:bCs/>
@@ -2519,16 +2381,18 @@
           <w:szCs w:val="20"/>
         </w:rPr>
       </w:pPr>
-      <w:r>
-        <w:rPr>
+    </w:p>
+    <w:p>
+      <w:pPr>
+        <w:rPr>
+          <w:rStyle w:val="Hyperlink"/>
           <w:rFonts w:ascii="Calibri" w:eastAsia="Liberation Serif" w:hAnsi="Calibri" w:cs="Calibri"/>
           <w:b/>
           <w:bCs/>
           <w:sz w:val="20"/>
           <w:szCs w:val="20"/>
         </w:rPr>
-        <w:fldChar w:fldCharType="begin"/>
-      </w:r>
+      </w:pPr>
       <w:r>
         <w:rPr>
           <w:rFonts w:ascii="Calibri" w:eastAsia="Liberation Serif" w:hAnsi="Calibri" w:cs="Calibri"/>
@@ -2537,7 +2401,7 @@
           <w:sz w:val="20"/>
           <w:szCs w:val="20"/>
         </w:rPr>
-        <w:instrText>HYPERLINK "https://hpluska.github.io/APCompSciPrinciples/ticketOutTheDoor/set35/Set35TicketOutTheDoorAPCompSciPrinciples.pdf"</w:instrText>
+        <w:fldChar w:fldCharType="begin"/>
       </w:r>
       <w:r>
         <w:rPr>
@@ -2547,6 +2411,7 @@
           <w:sz w:val="20"/>
           <w:szCs w:val="20"/>
         </w:rPr>
+        <w:instrText>HYPERLINK "https://hpluska.github.io/APCompSciPrinciples/ticketOutTheDoor/set35/Set35TicketOutTheDoorAPCompSciPrinciples.pdf"</w:instrText>
       </w:r>
       <w:r>
         <w:rPr>
@@ -2650,7 +2515,8 @@
       </w:pPr>
     </w:p>
     <w:sectPr>
-      <w:footerReference w:type="default" r:id="rId16"/>
+      <w:footerReference w:type="even" r:id="rId16"/>
+      <w:footerReference w:type="default" r:id="rId17"/>
       <w:pgSz w:w="12240" w:h="15840"/>
       <w:pgMar w:top="1134" w:right="1134" w:bottom="2172" w:left="1134" w:header="0" w:footer="1134" w:gutter="0"/>
       <w:pgNumType w:start="1"/>
@@ -2661,7 +2527,7 @@
 </file>
 
 <file path=word/endnotes.xml><?xml version="1.0" encoding="utf-8"?>
-<w:endnotes xmlns:wpc="http://schemas.microsoft.com/office/word/2010/wordprocessingCanvas" xmlns:cx="http://schemas.microsoft.com/office/drawing/2014/chartex" xmlns:cx1="http://schemas.microsoft.com/office/drawing/2015/9/8/chartex" xmlns:cx2="http://schemas.microsoft.com/office/drawing/2015/10/21/chartex" xmlns:cx3="http://schemas.microsoft.com/office/drawing/2016/5/9/chartex" xmlns:cx4="http://schemas.microsoft.com/office/drawing/2016/5/10/chartex" xmlns:cx5="http://schemas.microsoft.com/office/drawing/2016/5/11/chartex" xmlns:cx6="http://schemas.microsoft.com/office/drawing/2016/5/12/chartex" xmlns:cx7="http://schemas.microsoft.com/office/drawing/2016/5/13/chartex" xmlns:cx8="http://schemas.microsoft.com/office/drawing/2016/5/14/chartex" xmlns:mc="http://schemas.openxmlformats.org/markup-compatibility/2006" xmlns:aink="http://schemas.microsoft.com/office/drawing/2016/ink" xmlns:am3d="http://schemas.microsoft.com/office/drawing/2017/model3d" xmlns:o="urn:schemas-microsoft-com:office:office" xmlns:oel="http://schemas.microsoft.com/office/2019/extlst" xmlns:r="http://schemas.openxmlformats.org/officeDocument/2006/relationships" xmlns:m="http://schemas.openxmlformats.org/officeDocument/2006/math" xmlns:v="urn:schemas-microsoft-com:vml" xmlns:wp14="http://schemas.microsoft.com/office/word/2010/wordprocessingDrawing" xmlns:wp="http://schemas.openxmlformats.org/drawingml/2006/wordprocessingDrawing" xmlns:w10="urn:schemas-microsoft-com:office:word" xmlns:w="http://schemas.openxmlformats.org/wordprocessingml/2006/main" xmlns:w14="http://schemas.microsoft.com/office/word/2010/wordml" xmlns:w15="http://schemas.microsoft.com/office/word/2012/wordml" xmlns:w16cex="http://schemas.microsoft.com/office/word/2018/wordml/cex" xmlns:w16cid="http://schemas.microsoft.com/office/word/2016/wordml/cid" xmlns:w16="http://schemas.microsoft.com/office/word/2018/wordml" xmlns:w16du="http://schemas.microsoft.com/office/word/2023/wordml/word16du" xmlns:w16sdtdh="http://schemas.microsoft.com/office/word/2020/wordml/sdtdatahash" xmlns:w16sdtfl="http://schemas.microsoft.com/office/word/2024/wordml/sdtformatlock" xmlns:w16se="http://schemas.microsoft.com/office/word/2015/wordml/symex" xmlns:wpg="http://schemas.microsoft.com/office/word/2010/wordprocessingGroup" xmlns:wpi="http://schemas.microsoft.com/office/word/2010/wordprocessingInk" xmlns:wne="http://schemas.microsoft.com/office/word/2006/wordml" xmlns:wps="http://schemas.microsoft.com/office/word/2010/wordprocessingShape" mc:Ignorable="w14 w15 w16se w16cid w16 w16cex w16sdtdh w16sdtfl w16du wp14">
+<w:endnotes xmlns:wpc="http://schemas.microsoft.com/office/word/2010/wordprocessingCanvas" xmlns:cx="http://schemas.microsoft.com/office/drawing/2014/chartex" xmlns:cx1="http://schemas.microsoft.com/office/drawing/2015/9/8/chartex" xmlns:cx2="http://schemas.microsoft.com/office/drawing/2015/10/21/chartex" xmlns:cx3="http://schemas.microsoft.com/office/drawing/2016/5/9/chartex" xmlns:cx4="http://schemas.microsoft.com/office/drawing/2016/5/10/chartex" xmlns:cx5="http://schemas.microsoft.com/office/drawing/2016/5/11/chartex" xmlns:cx6="http://schemas.microsoft.com/office/drawing/2016/5/12/chartex" xmlns:cx7="http://schemas.microsoft.com/office/drawing/2016/5/13/chartex" xmlns:cx8="http://schemas.microsoft.com/office/drawing/2016/5/14/chartex" xmlns:mc="http://schemas.openxmlformats.org/markup-compatibility/2006" xmlns:aink="http://schemas.microsoft.com/office/drawing/2016/ink" xmlns:am3d="http://schemas.microsoft.com/office/drawing/2017/model3d" xmlns:o="urn:schemas-microsoft-com:office:office" xmlns:r="http://schemas.openxmlformats.org/officeDocument/2006/relationships" xmlns:m="http://schemas.openxmlformats.org/officeDocument/2006/math" xmlns:v="urn:schemas-microsoft-com:vml" xmlns:wp14="http://schemas.microsoft.com/office/word/2010/wordprocessingDrawing" xmlns:wp="http://schemas.openxmlformats.org/drawingml/2006/wordprocessingDrawing" xmlns:w10="urn:schemas-microsoft-com:office:word" xmlns:w="http://schemas.openxmlformats.org/wordprocessingml/2006/main" xmlns:w14="http://schemas.microsoft.com/office/word/2010/wordml" xmlns:w15="http://schemas.microsoft.com/office/word/2012/wordml" xmlns:w16cex="http://schemas.microsoft.com/office/word/2018/wordml/cex" xmlns:w16cid="http://schemas.microsoft.com/office/word/2016/wordml/cid" xmlns:w16="http://schemas.microsoft.com/office/word/2018/wordml" xmlns:w16se="http://schemas.microsoft.com/office/word/2015/wordml/symex" xmlns:wpg="http://schemas.microsoft.com/office/word/2010/wordprocessingGroup" xmlns:wpi="http://schemas.microsoft.com/office/word/2010/wordprocessingInk" xmlns:wne="http://schemas.microsoft.com/office/word/2006/wordml" xmlns:wps="http://schemas.microsoft.com/office/word/2010/wordprocessingShape" mc:Ignorable="w14 w15 w16se w16cid w16 w16cex wp14">
   <w:endnote w:type="separator" w:id="-1">
     <w:p>
       <w:r>
@@ -2680,7 +2546,7 @@
 </file>
 
 <file path=word/footer1.xml><?xml version="1.0" encoding="utf-8"?>
-<w:ftr xmlns:wpc="http://schemas.microsoft.com/office/word/2010/wordprocessingCanvas" xmlns:cx="http://schemas.microsoft.com/office/drawing/2014/chartex" xmlns:cx1="http://schemas.microsoft.com/office/drawing/2015/9/8/chartex" xmlns:cx2="http://schemas.microsoft.com/office/drawing/2015/10/21/chartex" xmlns:cx3="http://schemas.microsoft.com/office/drawing/2016/5/9/chartex" xmlns:cx4="http://schemas.microsoft.com/office/drawing/2016/5/10/chartex" xmlns:cx5="http://schemas.microsoft.com/office/drawing/2016/5/11/chartex" xmlns:cx6="http://schemas.microsoft.com/office/drawing/2016/5/12/chartex" xmlns:cx7="http://schemas.microsoft.com/office/drawing/2016/5/13/chartex" xmlns:cx8="http://schemas.microsoft.com/office/drawing/2016/5/14/chartex" xmlns:mc="http://schemas.openxmlformats.org/markup-compatibility/2006" xmlns:aink="http://schemas.microsoft.com/office/drawing/2016/ink" xmlns:am3d="http://schemas.microsoft.com/office/drawing/2017/model3d" xmlns:o="urn:schemas-microsoft-com:office:office" xmlns:oel="http://schemas.microsoft.com/office/2019/extlst" xmlns:r="http://schemas.openxmlformats.org/officeDocument/2006/relationships" xmlns:m="http://schemas.openxmlformats.org/officeDocument/2006/math" xmlns:v="urn:schemas-microsoft-com:vml" xmlns:wp14="http://schemas.microsoft.com/office/word/2010/wordprocessingDrawing" xmlns:wp="http://schemas.openxmlformats.org/drawingml/2006/wordprocessingDrawing" xmlns:w10="urn:schemas-microsoft-com:office:word" xmlns:w="http://schemas.openxmlformats.org/wordprocessingml/2006/main" xmlns:w14="http://schemas.microsoft.com/office/word/2010/wordml" xmlns:w15="http://schemas.microsoft.com/office/word/2012/wordml" xmlns:w16cex="http://schemas.microsoft.com/office/word/2018/wordml/cex" xmlns:w16cid="http://schemas.microsoft.com/office/word/2016/wordml/cid" xmlns:w16="http://schemas.microsoft.com/office/word/2018/wordml" xmlns:w16du="http://schemas.microsoft.com/office/word/2023/wordml/word16du" xmlns:w16sdtdh="http://schemas.microsoft.com/office/word/2020/wordml/sdtdatahash" xmlns:w16sdtfl="http://schemas.microsoft.com/office/word/2024/wordml/sdtformatlock" xmlns:w16se="http://schemas.microsoft.com/office/word/2015/wordml/symex" xmlns:wpg="http://schemas.microsoft.com/office/word/2010/wordprocessingGroup" xmlns:wpi="http://schemas.microsoft.com/office/word/2010/wordprocessingInk" xmlns:wne="http://schemas.microsoft.com/office/word/2006/wordml" xmlns:wps="http://schemas.microsoft.com/office/word/2010/wordprocessingShape" mc:Ignorable="w14 w15 w16se w16cid w16 w16cex w16sdtdh w16sdtfl w16du wp14">
+<w:ftr xmlns:wpc="http://schemas.microsoft.com/office/word/2010/wordprocessingCanvas" xmlns:cx="http://schemas.microsoft.com/office/drawing/2014/chartex" xmlns:cx1="http://schemas.microsoft.com/office/drawing/2015/9/8/chartex" xmlns:cx2="http://schemas.microsoft.com/office/drawing/2015/10/21/chartex" xmlns:cx3="http://schemas.microsoft.com/office/drawing/2016/5/9/chartex" xmlns:cx4="http://schemas.microsoft.com/office/drawing/2016/5/10/chartex" xmlns:cx5="http://schemas.microsoft.com/office/drawing/2016/5/11/chartex" xmlns:cx6="http://schemas.microsoft.com/office/drawing/2016/5/12/chartex" xmlns:cx7="http://schemas.microsoft.com/office/drawing/2016/5/13/chartex" xmlns:cx8="http://schemas.microsoft.com/office/drawing/2016/5/14/chartex" xmlns:mc="http://schemas.openxmlformats.org/markup-compatibility/2006" xmlns:aink="http://schemas.microsoft.com/office/drawing/2016/ink" xmlns:am3d="http://schemas.microsoft.com/office/drawing/2017/model3d" xmlns:o="urn:schemas-microsoft-com:office:office" xmlns:r="http://schemas.openxmlformats.org/officeDocument/2006/relationships" xmlns:m="http://schemas.openxmlformats.org/officeDocument/2006/math" xmlns:v="urn:schemas-microsoft-com:vml" xmlns:wp14="http://schemas.microsoft.com/office/word/2010/wordprocessingDrawing" xmlns:wp="http://schemas.openxmlformats.org/drawingml/2006/wordprocessingDrawing" xmlns:w10="urn:schemas-microsoft-com:office:word" xmlns:w="http://schemas.openxmlformats.org/wordprocessingml/2006/main" xmlns:w14="http://schemas.microsoft.com/office/word/2010/wordml" xmlns:w15="http://schemas.microsoft.com/office/word/2012/wordml" xmlns:w16cex="http://schemas.microsoft.com/office/word/2018/wordml/cex" xmlns:w16cid="http://schemas.microsoft.com/office/word/2016/wordml/cid" xmlns:w16="http://schemas.microsoft.com/office/word/2018/wordml" xmlns:w16se="http://schemas.microsoft.com/office/word/2015/wordml/symex" xmlns:wpg="http://schemas.microsoft.com/office/word/2010/wordprocessingGroup" xmlns:wpi="http://schemas.microsoft.com/office/word/2010/wordprocessingInk" xmlns:wne="http://schemas.microsoft.com/office/word/2006/wordml" xmlns:wps="http://schemas.microsoft.com/office/word/2010/wordprocessingShape" mc:Ignorable="w14 w15 w16se w16cid w16 w16cex wp14">
   <w:p>
     <w:pPr>
       <w:pBdr>
@@ -2702,10 +2568,85 @@
   </w:p>
   <w:p>
     <w:pPr>
+      <w:pStyle w:val="Footer"/>
+      <w:rPr>
+        <w:rFonts w:asciiTheme="majorHAnsi" w:hAnsiTheme="majorHAnsi" w:cstheme="majorHAnsi"/>
+        <w:color w:val="808080" w:themeColor="background1" w:themeShade="80"/>
+        <w:sz w:val="20"/>
+        <w:szCs w:val="20"/>
+      </w:rPr>
+    </w:pPr>
+    <w:r>
+      <w:rPr>
+        <w:rFonts w:asciiTheme="majorHAnsi" w:hAnsiTheme="majorHAnsi" w:cstheme="majorHAnsi"/>
+        <w:b/>
+        <w:color w:val="F58220"/>
+        <w:sz w:val="20"/>
+        <w:szCs w:val="20"/>
+      </w:rPr>
+      <w:t xml:space="preserve">SC:  </w:t>
+    </w:r>
+    <w:r>
+      <w:rPr>
+        <w:rFonts w:asciiTheme="majorHAnsi" w:hAnsiTheme="majorHAnsi" w:cstheme="majorHAnsi"/>
+        <w:color w:val="808080" w:themeColor="background1" w:themeShade="80"/>
+        <w:sz w:val="20"/>
+        <w:szCs w:val="20"/>
+      </w:rPr>
+      <w:t>I can create, compile, and run a JAVA program that produces clear, correctly formatted output</w:t>
+    </w:r>
+  </w:p>
+  <w:p>
+    <w:pPr>
+      <w:pStyle w:val="Footer"/>
+      <w:rPr>
+        <w:rFonts w:asciiTheme="majorHAnsi" w:hAnsiTheme="majorHAnsi" w:cstheme="majorHAnsi"/>
+        <w:sz w:val="20"/>
+        <w:szCs w:val="20"/>
+      </w:rPr>
+    </w:pPr>
+    <w:r>
+      <w:rPr>
+        <w:rFonts w:asciiTheme="majorHAnsi" w:hAnsiTheme="majorHAnsi" w:cstheme="majorHAnsi"/>
+        <w:bCs/>
+        <w:color w:val="808080"/>
+        <w:sz w:val="20"/>
+        <w:szCs w:val="20"/>
+      </w:rPr>
+      <w:t xml:space="preserve">© The </w:t>
+    </w:r>
+    <w:r>
+      <w:rPr>
+        <w:rFonts w:ascii="Cooper Black" w:hAnsi="Cooper Black" w:cstheme="majorHAnsi"/>
+        <w:b/>
+        <w:color w:val="00B050"/>
+        <w:sz w:val="20"/>
+        <w:szCs w:val="20"/>
+      </w:rPr>
+      <w:t>learn</w:t>
+    </w:r>
+    <w:r>
+      <w:rPr>
+        <w:rFonts w:asciiTheme="majorHAnsi" w:hAnsiTheme="majorHAnsi" w:cstheme="majorHAnsi"/>
+        <w:bCs/>
+        <w:color w:val="808080"/>
+        <w:sz w:val="20"/>
+        <w:szCs w:val="20"/>
+      </w:rPr>
+      <w:t xml:space="preserve"> Project</w:t>
+    </w:r>
+  </w:p>
+</w:ftr>
+</file>
+
+<file path=word/footer2.xml><?xml version="1.0" encoding="utf-8"?>
+<w:ftr xmlns:wpc="http://schemas.microsoft.com/office/word/2010/wordprocessingCanvas" xmlns:cx="http://schemas.microsoft.com/office/drawing/2014/chartex" xmlns:cx1="http://schemas.microsoft.com/office/drawing/2015/9/8/chartex" xmlns:cx2="http://schemas.microsoft.com/office/drawing/2015/10/21/chartex" xmlns:cx3="http://schemas.microsoft.com/office/drawing/2016/5/9/chartex" xmlns:cx4="http://schemas.microsoft.com/office/drawing/2016/5/10/chartex" xmlns:cx5="http://schemas.microsoft.com/office/drawing/2016/5/11/chartex" xmlns:cx6="http://schemas.microsoft.com/office/drawing/2016/5/12/chartex" xmlns:cx7="http://schemas.microsoft.com/office/drawing/2016/5/13/chartex" xmlns:cx8="http://schemas.microsoft.com/office/drawing/2016/5/14/chartex" xmlns:mc="http://schemas.openxmlformats.org/markup-compatibility/2006" xmlns:aink="http://schemas.microsoft.com/office/drawing/2016/ink" xmlns:am3d="http://schemas.microsoft.com/office/drawing/2017/model3d" xmlns:o="urn:schemas-microsoft-com:office:office" xmlns:r="http://schemas.openxmlformats.org/officeDocument/2006/relationships" xmlns:m="http://schemas.openxmlformats.org/officeDocument/2006/math" xmlns:v="urn:schemas-microsoft-com:vml" xmlns:wp14="http://schemas.microsoft.com/office/word/2010/wordprocessingDrawing" xmlns:wp="http://schemas.openxmlformats.org/drawingml/2006/wordprocessingDrawing" xmlns:w10="urn:schemas-microsoft-com:office:word" xmlns:w="http://schemas.openxmlformats.org/wordprocessingml/2006/main" xmlns:w14="http://schemas.microsoft.com/office/word/2010/wordml" xmlns:w15="http://schemas.microsoft.com/office/word/2012/wordml" xmlns:w16cex="http://schemas.microsoft.com/office/word/2018/wordml/cex" xmlns:w16cid="http://schemas.microsoft.com/office/word/2016/wordml/cid" xmlns:w16="http://schemas.microsoft.com/office/word/2018/wordml" xmlns:w16se="http://schemas.microsoft.com/office/word/2015/wordml/symex" xmlns:wpg="http://schemas.microsoft.com/office/word/2010/wordprocessingGroup" xmlns:wpi="http://schemas.microsoft.com/office/word/2010/wordprocessingInk" xmlns:wne="http://schemas.microsoft.com/office/word/2006/wordml" xmlns:wps="http://schemas.microsoft.com/office/word/2010/wordprocessingShape" mc:Ignorable="w14 w15 w16se w16cid w16 w16cex wp14">
+  <w:p>
+    <w:pPr>
       <w:pBdr>
         <w:top w:val="nil"/>
         <w:left w:val="nil"/>
-        <w:bottom w:val="nil"/>
+        <w:bottom w:val="single" w:sz="8" w:space="2" w:color="000000"/>
         <w:right w:val="nil"/>
         <w:between w:val="nil"/>
       </w:pBdr>
@@ -2721,39 +2662,79 @@
   </w:p>
   <w:p>
     <w:pPr>
-      <w:pBdr>
-        <w:top w:val="nil"/>
-        <w:left w:val="nil"/>
-        <w:bottom w:val="nil"/>
-        <w:right w:val="nil"/>
-        <w:between w:val="nil"/>
-      </w:pBdr>
-      <w:tabs>
-        <w:tab w:val="center" w:pos="4986"/>
-        <w:tab w:val="right" w:pos="9972"/>
-      </w:tabs>
-      <w:rPr>
-        <w:rFonts w:eastAsia="Liberation Serif" w:cs="Liberation Serif"/>
-        <w:color w:val="000000"/>
+      <w:pStyle w:val="Footer"/>
+      <w:rPr>
+        <w:rFonts w:asciiTheme="majorHAnsi" w:hAnsiTheme="majorHAnsi" w:cstheme="majorHAnsi"/>
+        <w:color w:val="808080" w:themeColor="background1" w:themeShade="80"/>
         <w:sz w:val="20"/>
         <w:szCs w:val="20"/>
       </w:rPr>
     </w:pPr>
     <w:r>
       <w:rPr>
-        <w:rFonts w:eastAsia="Liberation Serif" w:cs="Liberation Serif"/>
-        <w:color w:val="000000"/>
+        <w:rFonts w:asciiTheme="majorHAnsi" w:hAnsiTheme="majorHAnsi" w:cstheme="majorHAnsi"/>
+        <w:b/>
+        <w:color w:val="F58220"/>
         <w:sz w:val="20"/>
         <w:szCs w:val="20"/>
       </w:rPr>
-      <w:t>© Pluska</w:t>
+      <w:t xml:space="preserve">SC:  </w:t>
+    </w:r>
+    <w:r>
+      <w:rPr>
+        <w:rFonts w:asciiTheme="majorHAnsi" w:hAnsiTheme="majorHAnsi" w:cstheme="majorHAnsi"/>
+        <w:color w:val="808080" w:themeColor="background1" w:themeShade="80"/>
+        <w:sz w:val="20"/>
+        <w:szCs w:val="20"/>
+      </w:rPr>
+      <w:t>I can create, compile, and run a JAVA program that produces clear, correctly formatted output</w:t>
+    </w:r>
+  </w:p>
+  <w:p>
+    <w:pPr>
+      <w:pStyle w:val="Footer"/>
+      <w:rPr>
+        <w:rFonts w:asciiTheme="majorHAnsi" w:hAnsiTheme="majorHAnsi" w:cstheme="majorHAnsi"/>
+        <w:sz w:val="20"/>
+        <w:szCs w:val="20"/>
+      </w:rPr>
+    </w:pPr>
+    <w:r>
+      <w:rPr>
+        <w:rFonts w:asciiTheme="majorHAnsi" w:hAnsiTheme="majorHAnsi" w:cstheme="majorHAnsi"/>
+        <w:bCs/>
+        <w:color w:val="808080"/>
+        <w:sz w:val="20"/>
+        <w:szCs w:val="20"/>
+      </w:rPr>
+      <w:t xml:space="preserve">© The </w:t>
+    </w:r>
+    <w:r>
+      <w:rPr>
+        <w:rFonts w:ascii="Cooper Black" w:hAnsi="Cooper Black" w:cstheme="majorHAnsi"/>
+        <w:b/>
+        <w:color w:val="00B050"/>
+        <w:sz w:val="20"/>
+        <w:szCs w:val="20"/>
+      </w:rPr>
+      <w:t>learn</w:t>
+    </w:r>
+    <w:r>
+      <w:rPr>
+        <w:rFonts w:asciiTheme="majorHAnsi" w:hAnsiTheme="majorHAnsi" w:cstheme="majorHAnsi"/>
+        <w:bCs/>
+        <w:color w:val="808080"/>
+        <w:sz w:val="20"/>
+        <w:szCs w:val="20"/>
+      </w:rPr>
+      <w:t xml:space="preserve"> Project</w:t>
     </w:r>
   </w:p>
 </w:ftr>
 </file>
 
 <file path=word/footnotes.xml><?xml version="1.0" encoding="utf-8"?>
-<w:footnotes xmlns:wpc="http://schemas.microsoft.com/office/word/2010/wordprocessingCanvas" xmlns:cx="http://schemas.microsoft.com/office/drawing/2014/chartex" xmlns:cx1="http://schemas.microsoft.com/office/drawing/2015/9/8/chartex" xmlns:cx2="http://schemas.microsoft.com/office/drawing/2015/10/21/chartex" xmlns:cx3="http://schemas.microsoft.com/office/drawing/2016/5/9/chartex" xmlns:cx4="http://schemas.microsoft.com/office/drawing/2016/5/10/chartex" xmlns:cx5="http://schemas.microsoft.com/office/drawing/2016/5/11/chartex" xmlns:cx6="http://schemas.microsoft.com/office/drawing/2016/5/12/chartex" xmlns:cx7="http://schemas.microsoft.com/office/drawing/2016/5/13/chartex" xmlns:cx8="http://schemas.microsoft.com/office/drawing/2016/5/14/chartex" xmlns:mc="http://schemas.openxmlformats.org/markup-compatibility/2006" xmlns:aink="http://schemas.microsoft.com/office/drawing/2016/ink" xmlns:am3d="http://schemas.microsoft.com/office/drawing/2017/model3d" xmlns:o="urn:schemas-microsoft-com:office:office" xmlns:oel="http://schemas.microsoft.com/office/2019/extlst" xmlns:r="http://schemas.openxmlformats.org/officeDocument/2006/relationships" xmlns:m="http://schemas.openxmlformats.org/officeDocument/2006/math" xmlns:v="urn:schemas-microsoft-com:vml" xmlns:wp14="http://schemas.microsoft.com/office/word/2010/wordprocessingDrawing" xmlns:wp="http://schemas.openxmlformats.org/drawingml/2006/wordprocessingDrawing" xmlns:w10="urn:schemas-microsoft-com:office:word" xmlns:w="http://schemas.openxmlformats.org/wordprocessingml/2006/main" xmlns:w14="http://schemas.microsoft.com/office/word/2010/wordml" xmlns:w15="http://schemas.microsoft.com/office/word/2012/wordml" xmlns:w16cex="http://schemas.microsoft.com/office/word/2018/wordml/cex" xmlns:w16cid="http://schemas.microsoft.com/office/word/2016/wordml/cid" xmlns:w16="http://schemas.microsoft.com/office/word/2018/wordml" xmlns:w16du="http://schemas.microsoft.com/office/word/2023/wordml/word16du" xmlns:w16sdtdh="http://schemas.microsoft.com/office/word/2020/wordml/sdtdatahash" xmlns:w16sdtfl="http://schemas.microsoft.com/office/word/2024/wordml/sdtformatlock" xmlns:w16se="http://schemas.microsoft.com/office/word/2015/wordml/symex" xmlns:wpg="http://schemas.microsoft.com/office/word/2010/wordprocessingGroup" xmlns:wpi="http://schemas.microsoft.com/office/word/2010/wordprocessingInk" xmlns:wne="http://schemas.microsoft.com/office/word/2006/wordml" xmlns:wps="http://schemas.microsoft.com/office/word/2010/wordprocessingShape" mc:Ignorable="w14 w15 w16se w16cid w16 w16cex w16sdtdh w16sdtfl w16du wp14">
+<w:footnotes xmlns:wpc="http://schemas.microsoft.com/office/word/2010/wordprocessingCanvas" xmlns:cx="http://schemas.microsoft.com/office/drawing/2014/chartex" xmlns:cx1="http://schemas.microsoft.com/office/drawing/2015/9/8/chartex" xmlns:cx2="http://schemas.microsoft.com/office/drawing/2015/10/21/chartex" xmlns:cx3="http://schemas.microsoft.com/office/drawing/2016/5/9/chartex" xmlns:cx4="http://schemas.microsoft.com/office/drawing/2016/5/10/chartex" xmlns:cx5="http://schemas.microsoft.com/office/drawing/2016/5/11/chartex" xmlns:cx6="http://schemas.microsoft.com/office/drawing/2016/5/12/chartex" xmlns:cx7="http://schemas.microsoft.com/office/drawing/2016/5/13/chartex" xmlns:cx8="http://schemas.microsoft.com/office/drawing/2016/5/14/chartex" xmlns:mc="http://schemas.openxmlformats.org/markup-compatibility/2006" xmlns:aink="http://schemas.microsoft.com/office/drawing/2016/ink" xmlns:am3d="http://schemas.microsoft.com/office/drawing/2017/model3d" xmlns:o="urn:schemas-microsoft-com:office:office" xmlns:r="http://schemas.openxmlformats.org/officeDocument/2006/relationships" xmlns:m="http://schemas.openxmlformats.org/officeDocument/2006/math" xmlns:v="urn:schemas-microsoft-com:vml" xmlns:wp14="http://schemas.microsoft.com/office/word/2010/wordprocessingDrawing" xmlns:wp="http://schemas.openxmlformats.org/drawingml/2006/wordprocessingDrawing" xmlns:w10="urn:schemas-microsoft-com:office:word" xmlns:w="http://schemas.openxmlformats.org/wordprocessingml/2006/main" xmlns:w14="http://schemas.microsoft.com/office/word/2010/wordml" xmlns:w15="http://schemas.microsoft.com/office/word/2012/wordml" xmlns:w16cex="http://schemas.microsoft.com/office/word/2018/wordml/cex" xmlns:w16cid="http://schemas.microsoft.com/office/word/2016/wordml/cid" xmlns:w16="http://schemas.microsoft.com/office/word/2018/wordml" xmlns:w16se="http://schemas.microsoft.com/office/word/2015/wordml/symex" xmlns:wpg="http://schemas.microsoft.com/office/word/2010/wordprocessingGroup" xmlns:wpi="http://schemas.microsoft.com/office/word/2010/wordprocessingInk" xmlns:wne="http://schemas.microsoft.com/office/word/2006/wordml" xmlns:wps="http://schemas.microsoft.com/office/word/2010/wordprocessingShape" mc:Ignorable="w14 w15 w16se w16cid w16 w16cex wp14">
   <w:footnote w:type="separator" w:id="-1">
     <w:p>
       <w:r>
@@ -2772,7 +2753,7 @@
 </file>
 
 <file path=word/numbering.xml><?xml version="1.0" encoding="utf-8"?>
-<w:numbering xmlns:wpc="http://schemas.microsoft.com/office/word/2010/wordprocessingCanvas" xmlns:cx="http://schemas.microsoft.com/office/drawing/2014/chartex" xmlns:cx1="http://schemas.microsoft.com/office/drawing/2015/9/8/chartex" xmlns:cx2="http://schemas.microsoft.com/office/drawing/2015/10/21/chartex" xmlns:cx3="http://schemas.microsoft.com/office/drawing/2016/5/9/chartex" xmlns:cx4="http://schemas.microsoft.com/office/drawing/2016/5/10/chartex" xmlns:cx5="http://schemas.microsoft.com/office/drawing/2016/5/11/chartex" xmlns:cx6="http://schemas.microsoft.com/office/drawing/2016/5/12/chartex" xmlns:cx7="http://schemas.microsoft.com/office/drawing/2016/5/13/chartex" xmlns:cx8="http://schemas.microsoft.com/office/drawing/2016/5/14/chartex" xmlns:mc="http://schemas.openxmlformats.org/markup-compatibility/2006" xmlns:aink="http://schemas.microsoft.com/office/drawing/2016/ink" xmlns:am3d="http://schemas.microsoft.com/office/drawing/2017/model3d" xmlns:o="urn:schemas-microsoft-com:office:office" xmlns:oel="http://schemas.microsoft.com/office/2019/extlst" xmlns:r="http://schemas.openxmlformats.org/officeDocument/2006/relationships" xmlns:m="http://schemas.openxmlformats.org/officeDocument/2006/math" xmlns:v="urn:schemas-microsoft-com:vml" xmlns:wp14="http://schemas.microsoft.com/office/word/2010/wordprocessingDrawing" xmlns:wp="http://schemas.openxmlformats.org/drawingml/2006/wordprocessingDrawing" xmlns:w10="urn:schemas-microsoft-com:office:word" xmlns:w="http://schemas.openxmlformats.org/wordprocessingml/2006/main" xmlns:w14="http://schemas.microsoft.com/office/word/2010/wordml" xmlns:w15="http://schemas.microsoft.com/office/word/2012/wordml" xmlns:w16cex="http://schemas.microsoft.com/office/word/2018/wordml/cex" xmlns:w16cid="http://schemas.microsoft.com/office/word/2016/wordml/cid" xmlns:w16="http://schemas.microsoft.com/office/word/2018/wordml" xmlns:w16du="http://schemas.microsoft.com/office/word/2023/wordml/word16du" xmlns:w16sdtdh="http://schemas.microsoft.com/office/word/2020/wordml/sdtdatahash" xmlns:w16sdtfl="http://schemas.microsoft.com/office/word/2024/wordml/sdtformatlock" xmlns:w16se="http://schemas.microsoft.com/office/word/2015/wordml/symex" xmlns:wpg="http://schemas.microsoft.com/office/word/2010/wordprocessingGroup" xmlns:wpi="http://schemas.microsoft.com/office/word/2010/wordprocessingInk" xmlns:wne="http://schemas.microsoft.com/office/word/2006/wordml" xmlns:wps="http://schemas.microsoft.com/office/word/2010/wordprocessingShape" mc:Ignorable="w14 w15 w16se w16cid w16 w16cex w16sdtdh w16sdtfl w16du wp14">
+<w:numbering xmlns:wpc="http://schemas.microsoft.com/office/word/2010/wordprocessingCanvas" xmlns:cx="http://schemas.microsoft.com/office/drawing/2014/chartex" xmlns:cx1="http://schemas.microsoft.com/office/drawing/2015/9/8/chartex" xmlns:cx2="http://schemas.microsoft.com/office/drawing/2015/10/21/chartex" xmlns:cx3="http://schemas.microsoft.com/office/drawing/2016/5/9/chartex" xmlns:cx4="http://schemas.microsoft.com/office/drawing/2016/5/10/chartex" xmlns:cx5="http://schemas.microsoft.com/office/drawing/2016/5/11/chartex" xmlns:cx6="http://schemas.microsoft.com/office/drawing/2016/5/12/chartex" xmlns:cx7="http://schemas.microsoft.com/office/drawing/2016/5/13/chartex" xmlns:cx8="http://schemas.microsoft.com/office/drawing/2016/5/14/chartex" xmlns:mc="http://schemas.openxmlformats.org/markup-compatibility/2006" xmlns:aink="http://schemas.microsoft.com/office/drawing/2016/ink" xmlns:am3d="http://schemas.microsoft.com/office/drawing/2017/model3d" xmlns:o="urn:schemas-microsoft-com:office:office" xmlns:r="http://schemas.openxmlformats.org/officeDocument/2006/relationships" xmlns:m="http://schemas.openxmlformats.org/officeDocument/2006/math" xmlns:v="urn:schemas-microsoft-com:vml" xmlns:wp14="http://schemas.microsoft.com/office/word/2010/wordprocessingDrawing" xmlns:wp="http://schemas.openxmlformats.org/drawingml/2006/wordprocessingDrawing" xmlns:w10="urn:schemas-microsoft-com:office:word" xmlns:w="http://schemas.openxmlformats.org/wordprocessingml/2006/main" xmlns:w14="http://schemas.microsoft.com/office/word/2010/wordml" xmlns:w15="http://schemas.microsoft.com/office/word/2012/wordml" xmlns:w16cex="http://schemas.microsoft.com/office/word/2018/wordml/cex" xmlns:w16cid="http://schemas.microsoft.com/office/word/2016/wordml/cid" xmlns:w16="http://schemas.microsoft.com/office/word/2018/wordml" xmlns:w16se="http://schemas.microsoft.com/office/word/2015/wordml/symex" xmlns:wpg="http://schemas.microsoft.com/office/word/2010/wordprocessingGroup" xmlns:wpi="http://schemas.microsoft.com/office/word/2010/wordprocessingInk" xmlns:wne="http://schemas.microsoft.com/office/word/2006/wordml" xmlns:wps="http://schemas.microsoft.com/office/word/2010/wordprocessingShape" mc:Ignorable="w14 w15 w16se w16cid w16 w16cex wp14">
   <w:abstractNum w:abstractNumId="0" w15:restartNumberingAfterBreak="0">
     <w:nsid w:val="04BC45E5"/>
     <w:multiLevelType w:val="multilevel"/>
@@ -6196,73 +6177,73 @@
       </w:rPr>
     </w:lvl>
   </w:abstractNum>
-  <w:num w:numId="1" w16cid:durableId="1282103342">
+  <w:num w:numId="1">
     <w:abstractNumId w:val="3"/>
   </w:num>
-  <w:num w:numId="2" w16cid:durableId="2122913993">
+  <w:num w:numId="2">
     <w:abstractNumId w:val="10"/>
   </w:num>
-  <w:num w:numId="3" w16cid:durableId="897983820">
+  <w:num w:numId="3">
     <w:abstractNumId w:val="21"/>
   </w:num>
-  <w:num w:numId="4" w16cid:durableId="1417092508">
+  <w:num w:numId="4">
     <w:abstractNumId w:val="12"/>
   </w:num>
-  <w:num w:numId="5" w16cid:durableId="690841017">
+  <w:num w:numId="5">
     <w:abstractNumId w:val="11"/>
   </w:num>
-  <w:num w:numId="6" w16cid:durableId="1208646918">
+  <w:num w:numId="6">
     <w:abstractNumId w:val="19"/>
   </w:num>
-  <w:num w:numId="7" w16cid:durableId="1932814639">
+  <w:num w:numId="7">
     <w:abstractNumId w:val="7"/>
   </w:num>
-  <w:num w:numId="8" w16cid:durableId="630676432">
+  <w:num w:numId="8">
     <w:abstractNumId w:val="1"/>
   </w:num>
-  <w:num w:numId="9" w16cid:durableId="1201923">
+  <w:num w:numId="9">
     <w:abstractNumId w:val="16"/>
   </w:num>
-  <w:num w:numId="10" w16cid:durableId="836266336">
+  <w:num w:numId="10">
     <w:abstractNumId w:val="8"/>
   </w:num>
-  <w:num w:numId="11" w16cid:durableId="775488728">
+  <w:num w:numId="11">
     <w:abstractNumId w:val="22"/>
   </w:num>
-  <w:num w:numId="12" w16cid:durableId="1974477560">
+  <w:num w:numId="12">
     <w:abstractNumId w:val="4"/>
   </w:num>
-  <w:num w:numId="13" w16cid:durableId="2042243006">
+  <w:num w:numId="13">
     <w:abstractNumId w:val="18"/>
   </w:num>
-  <w:num w:numId="14" w16cid:durableId="754790300">
+  <w:num w:numId="14">
     <w:abstractNumId w:val="13"/>
   </w:num>
-  <w:num w:numId="15" w16cid:durableId="1749692889">
+  <w:num w:numId="15">
     <w:abstractNumId w:val="5"/>
   </w:num>
-  <w:num w:numId="16" w16cid:durableId="133109467">
+  <w:num w:numId="16">
     <w:abstractNumId w:val="6"/>
   </w:num>
-  <w:num w:numId="17" w16cid:durableId="2099862277">
+  <w:num w:numId="17">
     <w:abstractNumId w:val="9"/>
   </w:num>
-  <w:num w:numId="18" w16cid:durableId="557323242">
+  <w:num w:numId="18">
     <w:abstractNumId w:val="17"/>
   </w:num>
-  <w:num w:numId="19" w16cid:durableId="1227109328">
+  <w:num w:numId="19">
     <w:abstractNumId w:val="15"/>
   </w:num>
-  <w:num w:numId="20" w16cid:durableId="1258978374">
+  <w:num w:numId="20">
     <w:abstractNumId w:val="20"/>
   </w:num>
-  <w:num w:numId="21" w16cid:durableId="1482772199">
+  <w:num w:numId="21">
     <w:abstractNumId w:val="0"/>
   </w:num>
-  <w:num w:numId="22" w16cid:durableId="55475982">
+  <w:num w:numId="22">
     <w:abstractNumId w:val="14"/>
   </w:num>
-  <w:num w:numId="23" w16cid:durableId="247816233">
+  <w:num w:numId="23">
     <w:abstractNumId w:val="2"/>
   </w:num>
   <w:numIdMacAtCleanup w:val="4"/>
@@ -6270,7 +6251,7 @@
 </file>
 
 <file path=word/styles.xml><?xml version="1.0" encoding="utf-8"?>
-<w:styles xmlns:mc="http://schemas.openxmlformats.org/markup-compatibility/2006" xmlns:r="http://schemas.openxmlformats.org/officeDocument/2006/relationships" xmlns:w="http://schemas.openxmlformats.org/wordprocessingml/2006/main" xmlns:w14="http://schemas.microsoft.com/office/word/2010/wordml" xmlns:w15="http://schemas.microsoft.com/office/word/2012/wordml" xmlns:w16cex="http://schemas.microsoft.com/office/word/2018/wordml/cex" xmlns:w16cid="http://schemas.microsoft.com/office/word/2016/wordml/cid" xmlns:w16="http://schemas.microsoft.com/office/word/2018/wordml" xmlns:w16du="http://schemas.microsoft.com/office/word/2023/wordml/word16du" xmlns:w16sdtdh="http://schemas.microsoft.com/office/word/2020/wordml/sdtdatahash" xmlns:w16sdtfl="http://schemas.microsoft.com/office/word/2024/wordml/sdtformatlock" xmlns:w16se="http://schemas.microsoft.com/office/word/2015/wordml/symex" mc:Ignorable="w14 w15 w16se w16cid w16 w16cex w16sdtdh w16sdtfl w16du">
+<w:styles xmlns:mc="http://schemas.openxmlformats.org/markup-compatibility/2006" xmlns:r="http://schemas.openxmlformats.org/officeDocument/2006/relationships" xmlns:w="http://schemas.openxmlformats.org/wordprocessingml/2006/main" xmlns:w14="http://schemas.microsoft.com/office/word/2010/wordml" xmlns:w15="http://schemas.microsoft.com/office/word/2012/wordml" xmlns:w16cex="http://schemas.microsoft.com/office/word/2018/wordml/cex" xmlns:w16cid="http://schemas.microsoft.com/office/word/2016/wordml/cid" xmlns:w16="http://schemas.microsoft.com/office/word/2018/wordml" xmlns:w16se="http://schemas.microsoft.com/office/word/2015/wordml/symex" mc:Ignorable="w14 w15 w16se w16cid w16 w16cex">
   <w:docDefaults>
     <w:rPrDefault>
       <w:rPr>
@@ -6784,6 +6765,7 @@
   <w:style w:type="character" w:default="1" w:styleId="DefaultParagraphFont">
     <w:name w:val="Default Paragraph Font"/>
     <w:uiPriority w:val="1"/>
+    <w:semiHidden/>
     <w:unhideWhenUsed/>
   </w:style>
   <w:style w:type="table" w:default="1" w:styleId="TableNormal">
@@ -7388,6 +7370,7 @@
   <w:style w:type="paragraph" w:styleId="Footer">
     <w:name w:val="footer"/>
     <w:basedOn w:val="Normal"/>
+    <w:link w:val="FooterChar"/>
     <w:pPr>
       <w:suppressLineNumbers/>
       <w:tabs>
@@ -7916,6 +7899,16 @@
     <w:name w:val="ntxt"/>
     <w:basedOn w:val="DefaultParagraphFont"/>
     <w:rsid w:val="003824CE"/>
+  </w:style>
+  <w:style w:type="character" w:customStyle="1" w:styleId="FooterChar">
+    <w:name w:val="Footer Char"/>
+    <w:basedOn w:val="DefaultParagraphFont"/>
+    <w:link w:val="Footer"/>
+    <w:qFormat/>
+    <w:rsid w:val="00473AD0"/>
+    <w:rPr>
+      <w:rFonts w:ascii="Times New Roman" w:eastAsia="Times New Roman" w:hAnsi="Times New Roman" w:cs="Times New Roman"/>
+    </w:rPr>
   </w:style>
 </w:styles>
 </file>
